--- a/Kim12-2-6-Alifatik-Hidrokarbonlarin-Adlandirilmasi.docx
+++ b/Kim12-2-6-Alifatik-Hidrokarbonlarin-Adlandirilmasi.docx
@@ -10134,7 +10134,7 @@
           <w:highlight w:val="yellow"/>
           <w:lang w:val="tr-TR"/>
         </w:rPr>
-        <w:t xml:space="preserve">Adlandırma yazımı (yazarlar arasında ortak karar): IUPAC 2013 önerilerine uygun Türkçe yazım kullanılmıştır. Yan grup yerleri ada bitişik “2-metilbütan” biçiminde; çoklu bağların yeri kök ile son ek arasına “but-2-en”, “pent-1-in”, “büta-1,3-dien”, “but-1-en-3-in” biçiminde yazılmıştır (fonksiyonel gruplarda da aynı yazım: “propan-2-ol”, “bütan-2-on”). Belirsizlik olmayan eten, etin, propen, propin, 2-metilpropen ile tek ikili bağlı sikloalkenlerde (siklohekzen) yer numarası yazılmamıştır. Ana zincir seçiminde 2013 önerilerindeki sıra (önce zincir uzunluğu, sonra çoklu bağ sayısı) verilmiş; en uzun zincirin çoklu bağı içermediği ve eski kurallarla farklı ad çıkan örneklere bilinçli olarak yer verilmemiştir. İzopropil, izobütil, sek-bütil, tert-bütil yaygın grup adları kullanılmıştır (2013 sistematik karşılıkları: propan-2-il, 2-metilpropil, bütan-2-il, tert-bütil). Kitabın tamamında bu yazım korunmalıdır.</w:t>
+        <w:t xml:space="preserve">Adlandırma yazımı (yazarlar arasında ortak karar): IUPAC 2013 önerilerine uygun Türkçe yazım kullanılmıştır. Yan grup yerleri ada bitişik “2-metilbütan” biçiminde; çoklu bağların yeri kök ile son ek arasına “but-2-en”, “pent-1-in”, “büta-1,3-dien”, “but-1-en-3-in” biçiminde yazılmıştır (fonksiyonel gruplarda da aynı yazım: “propan-2-ol”, “pentan-2-on”; karbonil grubunun yeri belirsiz olmayan propanon ve bütanonda konum numarası yazılmaz). Belirsizlik olmayan eten, etin, propen, propin, 2-metilpropen ile tek ikili bağlı sikloalkenlerde (siklohekzen) yer numarası yazılmamıştır. Ana zincir seçiminde 2013 önerilerindeki sıra (önce zincir uzunluğu, sonra çoklu bağ sayısı) verilmiş; en uzun zincirin çoklu bağı içermediği ve eski kurallarla farklı ad çıkan örneklere bilinçli olarak yer verilmemiştir. İzopropil, izobütil, sek-bütil, tert-bütil yaygın grup adları kullanılmıştır (2013 sistematik karşılıkları: propan-2-il, 2-metilpropil, bütan-2-il, tert-bütil). Kitabın tamamında bu yazım korunmalıdır.</w:t>
       </w:r>
     </w:p>
     <w:p>

--- a/Kim12-2-6-Alifatik-Hidrokarbonlarin-Adlandirilmasi.docx
+++ b/Kim12-2-6-Alifatik-Hidrokarbonlarin-Adlandirilmasi.docx
@@ -365,31 +365,6 @@
           <w:lang w:val="tr-TR"/>
         </w:rPr>
         <w:t xml:space="preserve">1. Aşama: Düz Zincirli Alkanlar</w:t>
-      </w:r>
-    </w:p>
-    <w:p>
-      <w:pPr>
-        <w:jc w:val="center"/>
-        <w:rPr>
-          <w:rFonts w:ascii="Times New Roman" w:hAnsi="Times New Roman" w:cs="Times New Roman"/>
-          <w:lang w:val="tr-TR"/>
-        </w:rPr>
-      </w:pPr>
-      <w:r>
-        <w:rPr>
-          <w:rFonts w:ascii="Times New Roman" w:hAnsi="Times New Roman" w:cs="Times New Roman"/>
-          <w:b/>
-          <w:bCs/>
-          <w:lang w:val="tr-TR"/>
-        </w:rPr>
-        <w:t xml:space="preserve">Tablo A:</w:t>
-      </w:r>
-      <w:r>
-        <w:rPr>
-          <w:rFonts w:ascii="Times New Roman" w:hAnsi="Times New Roman" w:cs="Times New Roman"/>
-          <w:lang w:val="tr-TR"/>
-        </w:rPr>
-        <w:t xml:space="preserve"> Düz zincirli ilk on alkan</w:t>
       </w:r>
     </w:p>
     <w:tbl>
@@ -2016,7 +1991,7 @@
           <w:rFonts w:ascii="Times New Roman" w:hAnsi="Times New Roman" w:cs="Times New Roman"/>
           <w:lang w:val="tr-TR"/>
         </w:rPr>
-        <w:t xml:space="preserve">Tablo A’da boş bırakılan molekül formüllerini ve yarı açık formülleri yazınız.</w:t>
+        <w:t xml:space="preserve">Yukarıdaki tabloda boş bırakılan molekül formüllerini ve yarı açık formülleri yazınız.</w:t>
       </w:r>
     </w:p>
     <w:p>
@@ -2194,32 +2169,7 @@
           <w:rFonts w:ascii="Times New Roman" w:hAnsi="Times New Roman" w:cs="Times New Roman"/>
           <w:lang w:val="tr-TR"/>
         </w:rPr>
-        <w:t xml:space="preserve">Tablo B’de bazı alkanlar ve bu alkanların molekülünden bir hidrojen atomu çıkarıldığında oluşan gruplar verilmiştir. Yarı açık formüllerdeki serbest bağ (–), grubun başka bir atoma bağlanacağı yeri gösterir.</w:t>
-      </w:r>
-    </w:p>
-    <w:p>
-      <w:pPr>
-        <w:jc w:val="center"/>
-        <w:rPr>
-          <w:rFonts w:ascii="Times New Roman" w:hAnsi="Times New Roman" w:cs="Times New Roman"/>
-          <w:lang w:val="tr-TR"/>
-        </w:rPr>
-      </w:pPr>
-      <w:r>
-        <w:rPr>
-          <w:rFonts w:ascii="Times New Roman" w:hAnsi="Times New Roman" w:cs="Times New Roman"/>
-          <w:b/>
-          <w:bCs/>
-          <w:lang w:val="tr-TR"/>
-        </w:rPr>
-        <w:t xml:space="preserve">Tablo B:</w:t>
-      </w:r>
-      <w:r>
-        <w:rPr>
-          <w:rFonts w:ascii="Times New Roman" w:hAnsi="Times New Roman" w:cs="Times New Roman"/>
-          <w:lang w:val="tr-TR"/>
-        </w:rPr>
-        <w:t xml:space="preserve"> Bazı alkanlardan türetilen gruplar</w:t>
+        <w:t xml:space="preserve">Aşağıdaki tabloda bazı alkanlar ve bu alkanların molekülünden bir hidrojen atomu çıkarıldığında oluşan gruplar verilmiştir. Yarı açık formüllerdeki serbest bağ (–), grubun başka bir atoma bağlanacağı yeri gösterir.</w:t>
       </w:r>
     </w:p>
     <w:tbl>
@@ -3560,7 +3510,7 @@
           <w:rFonts w:ascii="Times New Roman" w:hAnsi="Times New Roman" w:cs="Times New Roman"/>
           <w:lang w:val="tr-TR"/>
         </w:rPr>
-        <w:t xml:space="preserve">Tablo B’nin son sütununu doldurunuz. Propil ile izopropil, bütil ile sek-bütil ve izobütil ile tert-bütil gruplarını bu açıdan karşılaştırınız.</w:t>
+        <w:t xml:space="preserve">Alkanlardan türetilen grupların verildiği tablonun son sütununu doldurunuz. Propil ile izopropil, bütil ile sek-bütil ve izobütil ile tert-bütil gruplarını bu açıdan karşılaştırınız.</w:t>
       </w:r>
     </w:p>
     <w:p>
@@ -3610,7 +3560,7 @@
           <w:rFonts w:ascii="Times New Roman" w:hAnsi="Times New Roman" w:cs="Times New Roman"/>
           <w:lang w:val="tr-TR"/>
         </w:rPr>
-        <w:t xml:space="preserve">Görsel C’de bazı dallanmış alkanların yarı açık formülleri ve sistematik adları verilmiştir.</w:t>
+        <w:t xml:space="preserve">Aşağıdaki görselde bazı dallanmış alkanların yarı açık formülleri ve sistematik adları verilmiştir.</w:t>
       </w:r>
     </w:p>
     <w:p xmlns:a="http://schemas.openxmlformats.org/drawingml/2006/main" xmlns:pic="http://schemas.openxmlformats.org/drawingml/2006/picture">
@@ -3625,7 +3575,7 @@
         <w:drawing>
           <wp:inline distT="0" distB="0" distL="0" distR="0">
             <wp:extent cx="5400000" cy="5274855"/>
-            <wp:docPr id="900001" name="Grafik 900001" descr="Görsel C: Bazı dallanmış alkanların yarı açık formülleri ve sistematik adları"/>
+            <wp:docPr id="900001" name="Grafik 900001" descr="Bazı dallanmış alkanların yarı açık formülleri ve sistematik adları"/>
             <wp:cNvGraphicFramePr>
               <a:graphicFrameLocks noChangeAspect="1"/>
             </wp:cNvGraphicFramePr>
@@ -3669,18 +3619,9 @@
       <w:r>
         <w:rPr>
           <w:rFonts w:ascii="Times New Roman" w:hAnsi="Times New Roman" w:cs="Times New Roman"/>
-          <w:b/>
-          <w:bCs/>
-          <w:lang w:val="tr-TR"/>
-        </w:rPr>
-        <w:t xml:space="preserve">Görsel C:</w:t>
-      </w:r>
-      <w:r>
-        <w:rPr>
-          <w:rFonts w:ascii="Times New Roman" w:hAnsi="Times New Roman" w:cs="Times New Roman"/>
-          <w:lang w:val="tr-TR"/>
-        </w:rPr>
-        <w:t xml:space="preserve"> Bazı dallanmış alkanların yarı açık formülleri ve sistematik adları</w:t>
+          <w:lang w:val="tr-TR"/>
+        </w:rPr>
+        <w:t xml:space="preserve">Bazı dallanmış alkanların yarı açık formülleri ve sistematik adları</w:t>
       </w:r>
     </w:p>
     <w:p>
@@ -4043,7 +3984,7 @@
         <w:drawing>
           <wp:inline distT="0" distB="0" distL="0" distR="0">
             <wp:extent cx="5400000" cy="3964784"/>
-            <wp:docPr id="900002" name="Grafik 900002" descr="Görsel D: Bazı alken ve alkinlerin yarı açık formülleri ve sistematik adları"/>
+            <wp:docPr id="900002" name="Grafik 900002" descr="Bazı alken ve alkinlerin yarı açık formülleri ve sistematik adları"/>
             <wp:cNvGraphicFramePr>
               <a:graphicFrameLocks noChangeAspect="1"/>
             </wp:cNvGraphicFramePr>
@@ -4087,18 +4028,9 @@
       <w:r>
         <w:rPr>
           <w:rFonts w:ascii="Times New Roman" w:hAnsi="Times New Roman" w:cs="Times New Roman"/>
-          <w:b/>
-          <w:bCs/>
-          <w:lang w:val="tr-TR"/>
-        </w:rPr>
-        <w:t xml:space="preserve">Görsel D:</w:t>
-      </w:r>
-      <w:r>
-        <w:rPr>
-          <w:rFonts w:ascii="Times New Roman" w:hAnsi="Times New Roman" w:cs="Times New Roman"/>
-          <w:lang w:val="tr-TR"/>
-        </w:rPr>
-        <w:t xml:space="preserve"> Bazı alken ve alkinlerin yarı açık formülleri ve sistematik adları</w:t>
+          <w:lang w:val="tr-TR"/>
+        </w:rPr>
+        <w:t xml:space="preserve">Bazı alken ve alkinlerin yarı açık formülleri ve sistematik adları</w:t>
       </w:r>
     </w:p>
     <w:p xmlns:a="http://schemas.openxmlformats.org/drawingml/2006/main" xmlns:pic="http://schemas.openxmlformats.org/drawingml/2006/picture">
@@ -4113,7 +4045,7 @@
         <w:drawing>
           <wp:inline distT="0" distB="0" distL="0" distR="0">
             <wp:extent cx="5040000" cy="3198139"/>
-            <wp:docPr id="900003" name="Grafik 900003" descr="Görsel E: Bazı halkalı alifatik hidrokarbonların çizgi-bağ formülleri ve sistematik adları"/>
+            <wp:docPr id="900003" name="Grafik 900003" descr="Bazı halkalı alifatik hidrokarbonların çizgi-bağ formülleri ve sistematik adları"/>
             <wp:cNvGraphicFramePr>
               <a:graphicFrameLocks noChangeAspect="1"/>
             </wp:cNvGraphicFramePr>
@@ -4157,18 +4089,9 @@
       <w:r>
         <w:rPr>
           <w:rFonts w:ascii="Times New Roman" w:hAnsi="Times New Roman" w:cs="Times New Roman"/>
-          <w:b/>
-          <w:bCs/>
-          <w:lang w:val="tr-TR"/>
-        </w:rPr>
-        <w:t xml:space="preserve">Görsel E:</w:t>
-      </w:r>
-      <w:r>
-        <w:rPr>
-          <w:rFonts w:ascii="Times New Roman" w:hAnsi="Times New Roman" w:cs="Times New Roman"/>
-          <w:lang w:val="tr-TR"/>
-        </w:rPr>
-        <w:t xml:space="preserve"> Bazı halkalı alifatik hidrokarbonların çizgi-bağ formülleri ve sistematik adları</w:t>
+          <w:lang w:val="tr-TR"/>
+        </w:rPr>
+        <w:t xml:space="preserve">Bazı halkalı alifatik hidrokarbonların çizgi-bağ formülleri ve sistematik adları</w:t>
       </w:r>
     </w:p>
     <w:p>
@@ -4544,7 +4467,7 @@
                 <w:bCs/>
                 <w:lang w:val="tr-TR"/>
               </w:rPr>
-              <w:t xml:space="preserve">Görsel D ya da E’den bir örnek</w:t>
+              <w:t xml:space="preserve">Yukarıdaki görsellerden bir örnek</w:t>
             </w:r>
           </w:p>
         </w:tc>
@@ -5563,7 +5486,7 @@
           <w:bCs/>
           <w:lang w:val="tr-TR"/>
         </w:rPr>
-        <w:t xml:space="preserve">Tablo C:</w:t>
+        <w:t xml:space="preserve">Tablo A:</w:t>
       </w:r>
       <w:r>
         <w:rPr>
@@ -6303,7 +6226,7 @@
           <w:rFonts w:ascii="Times New Roman" w:hAnsi="Times New Roman" w:cs="Times New Roman"/>
           <w:lang w:val="tr-TR"/>
         </w:rPr>
-        <w:t xml:space="preserve"> denir ve alkil grupları genel olarak R– ile gösterilir. Alkil gruplarının adı, alkan adındaki “-an” ekinin yerine “-il” eki getirilerek oluşturulur: metan → metil, etan → etil. Tablo B’de gördüğünüz gibi aynı alkandan, hidrojenin çıkarıldığı karbon atomuna göre farklı alkil grupları türetilebilir. Organik moleküllerde bir karbon atomu, bağlı olduğu diğer karbon atomlarının sayısına göre sınıflandırılır: Yalnızca bir karbon atomuna bağlı karbon </w:t>
+        <w:t xml:space="preserve"> denir ve alkil grupları genel olarak R– ile gösterilir. Alkil gruplarının adı, alkan adındaki “-an” ekinin yerine “-il” eki getirilerek oluşturulur: metan → metil, etan → etil. Analiz ve Keşif Atölyesi 2.6.’daki alkil grupları tablosunda gördüğünüz gibi aynı alkandan, hidrojenin çıkarıldığı karbon atomuna göre farklı alkil grupları türetilebilir. Organik moleküllerde bir karbon atomu, bağlı olduğu diğer karbon atomlarının sayısına göre sınıflandırılır: Yalnızca bir karbon atomuna bağlı karbon </w:t>
       </w:r>
       <w:r>
         <w:rPr>
@@ -6367,7 +6290,7 @@
           <w:rFonts w:ascii="Times New Roman" w:hAnsi="Times New Roman" w:cs="Times New Roman"/>
           <w:lang w:val="tr-TR"/>
         </w:rPr>
-        <w:t xml:space="preserve"> karbon atomudur (Görsel F). Bir alkil grubu, serbest bağın bulunduğu karbon atomunun türüne göre primer, sekonder ya da tersiyer olarak adlandırılır. Buna göre Tablo B’deki etil, propil, bütil ve izobütil grupları primer, izopropil ve sek-bütil grupları sekonder, tert-bütil grubu ise tersiyer alkil gruplarıdır.</w:t>
+        <w:t xml:space="preserve"> karbon atomudur (Görsel C). Bir alkil grubu, serbest bağın bulunduğu karbon atomunun türüne göre primer, sekonder ya da tersiyer olarak adlandırılır. Buna göre Analiz ve Keşif Atölyesi 2.6.’daki tabloda yer alan etil, propil, bütil ve izobütil grupları primer, izopropil ve sek-bütil grupları sekonder, tert-bütil grubu ise tersiyer alkil gruplarıdır.</w:t>
       </w:r>
     </w:p>
     <w:p xmlns:a="http://schemas.openxmlformats.org/drawingml/2006/main" xmlns:pic="http://schemas.openxmlformats.org/drawingml/2006/picture">
@@ -6382,7 +6305,7 @@
         <w:drawing>
           <wp:inline distT="0" distB="0" distL="0" distR="0">
             <wp:extent cx="3240000" cy="1262903"/>
-            <wp:docPr id="900006" name="Grafik 900006" descr="Görsel F: 2,2,4-trimetilpentan (izooktan) molekülündeki birincil (1°), ikincil (2°), üçüncül (3°) ve dördüncül (4°) karbon atomları"/>
+            <wp:docPr id="900006" name="Grafik 900006" descr="Görsel C: 2,2,4-trimetilpentan (izooktan) molekülündeki birincil (1°), ikincil (2°), üçüncül (3°) ve dördüncül (4°) karbon atomları"/>
             <wp:cNvGraphicFramePr>
               <a:graphicFrameLocks noChangeAspect="1"/>
             </wp:cNvGraphicFramePr>
@@ -6430,7 +6353,7 @@
           <w:bCs/>
           <w:lang w:val="tr-TR"/>
         </w:rPr>
-        <w:t xml:space="preserve">Görsel F:</w:t>
+        <w:t xml:space="preserve">Görsel C:</w:t>
       </w:r>
       <w:r>
         <w:rPr>
@@ -6879,7 +6802,7 @@
           <w:rFonts w:ascii="Times New Roman" w:hAnsi="Times New Roman" w:cs="Times New Roman"/>
           <w:lang w:val="tr-TR"/>
         </w:rPr>
-        <w:t xml:space="preserve">Halkalı alifatik hidrokarbonlar, halkadaki karbon sayısına karşılık gelen açık zincirli hidrokarbonun adının önüne “siklo-” ön eki getirilerek adlandırılır: siklopropan, siklohekzan, siklopenten. Halkada tek bir yan grup varsa halkadaki bütün karbon atomları eş değer olduğu için yer numarası yazılmaz (metilsiklohekzan). Birden fazla yan grup varsa halka, yan gruplara en küçük numaraları verecek biçimde numaralandırılır; eşitlik durumunda alfabetik sırada önce gelen gruba 1 numarası verilir (1-etil-3-metilsiklohekzan). Sikloalkenlerde numaralandırma, ikili bağ 1 ve 2 numaralı karbon atomları arasında olacak biçimde yapılır; bu nedenle tek ikili bağ içeren sikloalkenlerin adında ikili bağın yeri belirtilmez (siklohekzen). Alifatik hidrokarbonların genel formülleri Tablo D’de özetlenmiştir.</w:t>
+        <w:t xml:space="preserve">Halkalı alifatik hidrokarbonlar, halkadaki karbon sayısına karşılık gelen açık zincirli hidrokarbonun adının önüne “siklo-” ön eki getirilerek adlandırılır: siklopropan, siklohekzan, siklopenten. Halkada tek bir yan grup varsa halkadaki bütün karbon atomları eş değer olduğu için yer numarası yazılmaz (metilsiklohekzan). Birden fazla yan grup varsa halka, yan gruplara en küçük numaraları verecek biçimde numaralandırılır; eşitlik durumunda alfabetik sırada önce gelen gruba 1 numarası verilir (1-etil-3-metilsiklohekzan). Sikloalkenlerde numaralandırma, ikili bağ 1 ve 2 numaralı karbon atomları arasında olacak biçimde yapılır; bu nedenle tek ikili bağ içeren sikloalkenlerin adında ikili bağın yeri belirtilmez (siklohekzen). Alifatik hidrokarbonların genel formülleri Tablo B’de özetlenmiştir.</w:t>
       </w:r>
     </w:p>
     <w:p>
@@ -6897,7 +6820,7 @@
           <w:bCs/>
           <w:lang w:val="tr-TR"/>
         </w:rPr>
-        <w:t xml:space="preserve">Tablo D:</w:t>
+        <w:t xml:space="preserve">Tablo B:</w:t>
       </w:r>
       <w:r>
         <w:rPr>
@@ -7658,7 +7581,7 @@
           <w:rFonts w:ascii="Times New Roman" w:hAnsi="Times New Roman" w:cs="Times New Roman"/>
           <w:lang w:val="tr-TR"/>
         </w:rPr>
-        <w:t xml:space="preserve">Tablo D’de alkenler ile sikloalkanların, alkinler ile sikloalkenlerin genel formüllerinin aynı olduğu görülür. Bu nedenle bir hidrokarbonun hangi sınıfa ait olduğu ve nasıl adlandırılacağı yalnızca molekül formülüne bakılarak belirlenemez; yapı formülünün bilinmesi gerekir.</w:t>
+        <w:t xml:space="preserve">Tablo B’de alkenler ile sikloalkanların, alkinler ile sikloalkenlerin genel formüllerinin aynı olduğu görülür. Bu nedenle bir hidrokarbonun hangi sınıfa ait olduğu ve nasıl adlandırılacağı yalnızca molekül formülüne bakılarak belirlenemez; yapı formülünün bilinmesi gerekir.</w:t>
       </w:r>
     </w:p>
     <w:p>
@@ -7674,7 +7597,7 @@
           <w:rFonts w:ascii="Times New Roman" w:hAnsi="Times New Roman" w:cs="Times New Roman"/>
           <w:lang w:val="tr-TR"/>
         </w:rPr>
-        <w:t xml:space="preserve">Aromatik bileşiklerin pek çoğu, IUPAC tarafından da kabul edilen özel (geleneksel) adlarla bilinir (Görsel G). Benzen halkasından bir hidrojen atomu çıkarılarak oluşan C</w:t>
+        <w:t xml:space="preserve">Aromatik bileşiklerin pek çoğu, IUPAC tarafından da kabul edilen özel (geleneksel) adlarla bilinir (Görsel D). Benzen halkasından bir hidrojen atomu çıkarılarak oluşan C</w:t>
       </w:r>
       <w:r>
         <w:rPr>
@@ -7811,7 +7734,7 @@
         <w:drawing>
           <wp:inline distT="0" distB="0" distL="0" distR="0">
             <wp:extent cx="5040000" cy="3874163"/>
-            <wp:docPr id="900007" name="Grafik 900007" descr="Görsel G: Bazı aromatik bileşiklerin özel adları ile fenil ve benzil grupları"/>
+            <wp:docPr id="900007" name="Grafik 900007" descr="Görsel D: Bazı aromatik bileşiklerin özel adları ile fenil ve benzil grupları"/>
             <wp:cNvGraphicFramePr>
               <a:graphicFrameLocks noChangeAspect="1"/>
             </wp:cNvGraphicFramePr>
@@ -7859,7 +7782,7 @@
           <w:bCs/>
           <w:lang w:val="tr-TR"/>
         </w:rPr>
-        <w:t xml:space="preserve">Görsel G:</w:t>
+        <w:t xml:space="preserve">Görsel D:</w:t>
       </w:r>
       <w:r>
         <w:rPr>
@@ -8914,7 +8837,7 @@
           <w:rFonts w:ascii="Times New Roman" w:hAnsi="Times New Roman" w:cs="Times New Roman"/>
           <w:lang w:val="tr-TR"/>
         </w:rPr>
-        <w:t xml:space="preserve">1. Görsel H’de yapı formülleri verilen hidrokarbonları IUPAC kurallarına göre adlandırınız.</w:t>
+        <w:t xml:space="preserve">1. Aşağıda yapı formülleri verilen hidrokarbonları IUPAC kurallarına göre adlandırınız.</w:t>
       </w:r>
     </w:p>
     <w:p xmlns:a="http://schemas.openxmlformats.org/drawingml/2006/main" xmlns:pic="http://schemas.openxmlformats.org/drawingml/2006/picture">
@@ -8929,7 +8852,7 @@
         <w:drawing>
           <wp:inline distT="0" distB="0" distL="0" distR="0">
             <wp:extent cx="5400000" cy="4774275"/>
-            <wp:docPr id="900017" name="Grafik 900017" descr="Görsel H: Adlandırılacak hidrokarbonlar"/>
+            <wp:docPr id="900017" name="Grafik 900017" descr="Adlandırılacak hidrokarbonlar"/>
             <wp:cNvGraphicFramePr>
               <a:graphicFrameLocks noChangeAspect="1"/>
             </wp:cNvGraphicFramePr>
@@ -8973,18 +8896,9 @@
       <w:r>
         <w:rPr>
           <w:rFonts w:ascii="Times New Roman" w:hAnsi="Times New Roman" w:cs="Times New Roman"/>
-          <w:b/>
-          <w:bCs/>
-          <w:lang w:val="tr-TR"/>
-        </w:rPr>
-        <w:t xml:space="preserve">Görsel H:</w:t>
-      </w:r>
-      <w:r>
-        <w:rPr>
-          <w:rFonts w:ascii="Times New Roman" w:hAnsi="Times New Roman" w:cs="Times New Roman"/>
-          <w:lang w:val="tr-TR"/>
-        </w:rPr>
-        <w:t xml:space="preserve"> Adlandırılacak hidrokarbonlar</w:t>
+          <w:lang w:val="tr-TR"/>
+        </w:rPr>
+        <w:t xml:space="preserve">Adlandırılacak hidrokarbonlar</w:t>
       </w:r>
     </w:p>
     <w:tbl>
@@ -9626,7 +9540,7 @@
           <w:rFonts w:ascii="Times New Roman" w:hAnsi="Times New Roman" w:cs="Times New Roman"/>
           <w:lang w:val="tr-TR"/>
         </w:rPr>
-        <w:t xml:space="preserve">4. Görsel I’daki aromatik bileşiklerin özel adlarını yazınız.</w:t>
+        <w:t xml:space="preserve">4. Aşağıdaki aromatik bileşiklerin özel adlarını yazınız.</w:t>
       </w:r>
     </w:p>
     <w:p xmlns:a="http://schemas.openxmlformats.org/drawingml/2006/main" xmlns:pic="http://schemas.openxmlformats.org/drawingml/2006/picture">
@@ -9641,7 +9555,7 @@
         <w:drawing>
           <wp:inline distT="0" distB="0" distL="0" distR="0">
             <wp:extent cx="4680000" cy="1126975"/>
-            <wp:docPr id="900018" name="Grafik 900018" descr="Görsel I: Bazı aromatik bileşikler"/>
+            <wp:docPr id="900018" name="Grafik 900018" descr="Bazı aromatik bileşikler"/>
             <wp:cNvGraphicFramePr>
               <a:graphicFrameLocks noChangeAspect="1"/>
             </wp:cNvGraphicFramePr>
@@ -9685,18 +9599,9 @@
       <w:r>
         <w:rPr>
           <w:rFonts w:ascii="Times New Roman" w:hAnsi="Times New Roman" w:cs="Times New Roman"/>
-          <w:b/>
-          <w:bCs/>
-          <w:lang w:val="tr-TR"/>
-        </w:rPr>
-        <w:t xml:space="preserve">Görsel I:</w:t>
-      </w:r>
-      <w:r>
-        <w:rPr>
-          <w:rFonts w:ascii="Times New Roman" w:hAnsi="Times New Roman" w:cs="Times New Roman"/>
-          <w:lang w:val="tr-TR"/>
-        </w:rPr>
-        <w:t xml:space="preserve"> Bazı aromatik bileşikler</w:t>
+          <w:lang w:val="tr-TR"/>
+        </w:rPr>
+        <w:t xml:space="preserve">Bazı aromatik bileşikler</w:t>
       </w:r>
     </w:p>
     <w:p>

--- a/Kim12-2-6-Alifatik-Hidrokarbonlarin-Adlandirilmasi.docx
+++ b/Kim12-2-6-Alifatik-Hidrokarbonlarin-Adlandirilmasi.docx
@@ -102,7 +102,7 @@
                 <w:rFonts w:ascii="Times New Roman" w:hAnsi="Times New Roman" w:cs="Times New Roman"/>
                 <w:lang w:val="tr-TR"/>
               </w:rPr>
-              <w:t xml:space="preserve">GÖRSEL ALANI</w:t>
+              <w:t xml:space="preserve">GÖRSEL ALANI (Shutterstock)</w:t>
             </w:r>
           </w:p>
           <w:p>
@@ -134,23 +134,7 @@
                 <w:rFonts w:ascii="Times New Roman" w:hAnsi="Times New Roman" w:cs="Times New Roman"/>
                 <w:lang w:val="tr-TR"/>
               </w:rPr>
-              <w:t xml:space="preserve">Shutterstock arama: “fuel pump nozzles octane number”</w:t>
-            </w:r>
-          </w:p>
-          <w:p>
-            <w:pPr>
-              <w:jc w:val="both"/>
-              <w:rPr>
-                <w:rFonts w:ascii="Times New Roman" w:hAnsi="Times New Roman" w:cs="Times New Roman"/>
-                <w:lang w:val="tr-TR"/>
-              </w:rPr>
-            </w:pPr>
-            <w:r>
-              <w:rPr>
-                <w:rFonts w:ascii="Times New Roman" w:hAnsi="Times New Roman" w:cs="Times New Roman"/>
-                <w:lang w:val="tr-TR"/>
-              </w:rPr>
-              <w:t xml:space="preserve">Shutter ID: ……………</w:t>
+              <w:t xml:space="preserve">Shutter ID: 718639114 (fotoğraf) — Fuel nozzle dispensing pump with octane numbers</w:t>
             </w:r>
           </w:p>
         </w:tc>
@@ -223,7 +207,7 @@
                 <w:rFonts w:ascii="Times New Roman" w:hAnsi="Times New Roman" w:cs="Times New Roman"/>
                 <w:lang w:val="tr-TR"/>
               </w:rPr>
-              <w:t xml:space="preserve">GÖRSEL ALANI</w:t>
+              <w:t xml:space="preserve">GÖRSEL ALANI (Shutterstock)</w:t>
             </w:r>
           </w:p>
           <w:p>
@@ -255,23 +239,7 @@
                 <w:rFonts w:ascii="Times New Roman" w:hAnsi="Times New Roman" w:cs="Times New Roman"/>
                 <w:lang w:val="tr-TR"/>
               </w:rPr>
-              <w:t xml:space="preserve">Shutterstock arama: “camping gas stove butane cartridge”</w:t>
-            </w:r>
-          </w:p>
-          <w:p>
-            <w:pPr>
-              <w:jc w:val="both"/>
-              <w:rPr>
-                <w:rFonts w:ascii="Times New Roman" w:hAnsi="Times New Roman" w:cs="Times New Roman"/>
-                <w:lang w:val="tr-TR"/>
-              </w:rPr>
-            </w:pPr>
-            <w:r>
-              <w:rPr>
-                <w:rFonts w:ascii="Times New Roman" w:hAnsi="Times New Roman" w:cs="Times New Roman"/>
-                <w:lang w:val="tr-TR"/>
-              </w:rPr>
-              <w:t xml:space="preserve">Shutter ID: ……………</w:t>
+              <w:t xml:space="preserve">Shutter ID: 2479684129 (fotoğraf) — Portable gas burner on a disposable butane cartridge</w:t>
             </w:r>
           </w:p>
         </w:tc>

--- a/Kim12-2-6-Alifatik-Hidrokarbonlarin-Adlandirilmasi.docx
+++ b/Kim12-2-6-Alifatik-Hidrokarbonlarin-Adlandirilmasi.docx
@@ -5315,7 +5315,7 @@
           <w:rFonts w:ascii="Times New Roman" w:hAnsi="Times New Roman" w:cs="Times New Roman"/>
           <w:lang w:val="tr-TR"/>
         </w:rPr>
-        <w:t xml:space="preserve">Analiz ve Keşif Atölyesi 2.6.’da bileşik adlarının rastgele verilmediğini, adın her parçasının molekülün yapısıyla ilgili bir bilgi taşıdığını fark ettiniz. Organik kimya geliştikçe bileşiklere elde edildikleri kaynağa ya da bir özelliklerine göre verilen yaygın adlar yetersiz kalmıştır. Bu sorunu çözmek için 1892’de Cenevre’de toplanan uluslararası bir kongrede ilk sistematik adlandırma kuralları kabul edilmiştir. Bugün adlandırma kuralları </w:t>
+        <w:t xml:space="preserve">Bir organik bileşiğin sistematik adının her parçası, molekülün yapısıyla ilgili bir bilgi taşır. Organik kimya geliştikçe bileşiklere elde edildikleri kaynağa ya da bir özelliklerine göre verilen yaygın adlar yetersiz kalmıştır. Bu sorunu çözmek için 1892’de Cenevre’de toplanan uluslararası bir kongrede ilk sistematik adlandırma kuralları kabul edilmiştir. Bugün adlandırma kuralları </w:t>
       </w:r>
       <w:r>
         <w:rPr>
@@ -6102,13 +6102,13 @@
           <w:rFonts w:ascii="Times New Roman" w:hAnsi="Times New Roman" w:cs="Times New Roman"/>
           <w:lang w:val="tr-TR"/>
         </w:rPr>
-        <w:t xml:space="preserve">Etkinlikte alkanların adlarının karbon sayısını gösteren kök ile “-an” son ekinden oluştuğunu ve alkanların genel formülünün C</w:t>
-      </w:r>
-      <w:r>
-        <w:rPr>
-          <w:rFonts w:ascii="Times New Roman" w:hAnsi="Times New Roman" w:cs="Times New Roman"/>
+        <w:t xml:space="preserve">Alkanların adları, karbon sayısını gösteren kök ile “-an” son ekinden oluşur ve alkanların genel formülü C</w:t>
+      </w:r>
+      <w:r>
+        <w:rPr>
+          <w:rFonts w:ascii="Times New Roman" w:hAnsi="Times New Roman" w:cs="Times New Roman"/>
+          <w:lang w:val="tr-TR"/>
           <w:vertAlign w:val="subscript"/>
-          <w:lang w:val="tr-TR"/>
         </w:rPr>
         <w:t xml:space="preserve">n</w:t>
       </w:r>
@@ -6122,8 +6122,8 @@
       <w:r>
         <w:rPr>
           <w:rFonts w:ascii="Times New Roman" w:hAnsi="Times New Roman" w:cs="Times New Roman"/>
+          <w:lang w:val="tr-TR"/>
           <w:vertAlign w:val="subscript"/>
-          <w:lang w:val="tr-TR"/>
         </w:rPr>
         <w:t xml:space="preserve">2n+2</w:t>
       </w:r>
@@ -6132,15 +6132,15 @@
           <w:rFonts w:ascii="Times New Roman" w:hAnsi="Times New Roman" w:cs="Times New Roman"/>
           <w:lang w:val="tr-TR"/>
         </w:rPr>
-        <w:t xml:space="preserve"> olduğunu buldunuz. Örneğin sekiz karbonlu düz zincirli alkan oktan (C</w:t>
-      </w:r>
-      <w:r>
-        <w:rPr>
-          <w:rFonts w:ascii="Times New Roman" w:hAnsi="Times New Roman" w:cs="Times New Roman"/>
+        <w:t xml:space="preserve">’dir. Örneğin on bir karbonlu düz zincirli alkan undekan (C</w:t>
+      </w:r>
+      <w:r>
+        <w:rPr>
+          <w:rFonts w:ascii="Times New Roman" w:hAnsi="Times New Roman" w:cs="Times New Roman"/>
+          <w:lang w:val="tr-TR"/>
           <w:vertAlign w:val="subscript"/>
-          <w:lang w:val="tr-TR"/>
-        </w:rPr>
-        <w:t xml:space="preserve">8</w:t>
+        </w:rPr>
+        <w:t xml:space="preserve">11</w:t>
       </w:r>
       <w:r>
         <w:rPr>
@@ -6152,10 +6152,40 @@
       <w:r>
         <w:rPr>
           <w:rFonts w:ascii="Times New Roman" w:hAnsi="Times New Roman" w:cs="Times New Roman"/>
+          <w:lang w:val="tr-TR"/>
           <w:vertAlign w:val="subscript"/>
-          <w:lang w:val="tr-TR"/>
-        </w:rPr>
-        <w:t xml:space="preserve">18</w:t>
+        </w:rPr>
+        <w:t xml:space="preserve">24</w:t>
+      </w:r>
+      <w:r>
+        <w:rPr>
+          <w:rFonts w:ascii="Times New Roman" w:hAnsi="Times New Roman" w:cs="Times New Roman"/>
+          <w:lang w:val="tr-TR"/>
+        </w:rPr>
+        <w:t xml:space="preserve">), on iki karbonlu düz zincirli alkan ise dodekan (C</w:t>
+      </w:r>
+      <w:r>
+        <w:rPr>
+          <w:rFonts w:ascii="Times New Roman" w:hAnsi="Times New Roman" w:cs="Times New Roman"/>
+          <w:lang w:val="tr-TR"/>
+          <w:vertAlign w:val="subscript"/>
+        </w:rPr>
+        <w:t xml:space="preserve">12</w:t>
+      </w:r>
+      <w:r>
+        <w:rPr>
+          <w:rFonts w:ascii="Times New Roman" w:hAnsi="Times New Roman" w:cs="Times New Roman"/>
+          <w:lang w:val="tr-TR"/>
+        </w:rPr>
+        <w:t xml:space="preserve">H</w:t>
+      </w:r>
+      <w:r>
+        <w:rPr>
+          <w:rFonts w:ascii="Times New Roman" w:hAnsi="Times New Roman" w:cs="Times New Roman"/>
+          <w:lang w:val="tr-TR"/>
+          <w:vertAlign w:val="subscript"/>
+        </w:rPr>
+        <w:t xml:space="preserve">26</w:t>
       </w:r>
       <w:r>
         <w:rPr>
@@ -6194,7 +6224,7 @@
           <w:rFonts w:ascii="Times New Roman" w:hAnsi="Times New Roman" w:cs="Times New Roman"/>
           <w:lang w:val="tr-TR"/>
         </w:rPr>
-        <w:t xml:space="preserve"> denir ve alkil grupları genel olarak R– ile gösterilir. Alkil gruplarının adı, alkan adındaki “-an” ekinin yerine “-il” eki getirilerek oluşturulur: metan → metil, etan → etil. Analiz ve Keşif Atölyesi 2.6.’daki alkil grupları tablosunda gördüğünüz gibi aynı alkandan, hidrojenin çıkarıldığı karbon atomuna göre farklı alkil grupları türetilebilir. Organik moleküllerde bir karbon atomu, bağlı olduğu diğer karbon atomlarının sayısına göre sınıflandırılır: Yalnızca bir karbon atomuna bağlı karbon </w:t>
+        <w:t xml:space="preserve"> denir ve alkil grupları genel olarak R– ile gösterilir. Alkil gruplarının adı, alkan adındaki “-an” ekinin yerine “-il” eki getirilerek oluşturulur: metan → metil, etan → etil. Aynı alkandan, hidrojenin çıkarıldığı karbon atomuna göre farklı alkil grupları türetilebilir. Organik moleküllerde bir karbon atomu, bağlı olduğu diğer karbon atomlarının sayısına göre sınıflandırılır: Yalnızca bir karbon atomuna bağlı karbon </w:t>
       </w:r>
       <w:r>
         <w:rPr>
@@ -6258,7 +6288,7 @@
           <w:rFonts w:ascii="Times New Roman" w:hAnsi="Times New Roman" w:cs="Times New Roman"/>
           <w:lang w:val="tr-TR"/>
         </w:rPr>
-        <w:t xml:space="preserve"> karbon atomudur (Görsel C). Bir alkil grubu, serbest bağın bulunduğu karbon atomunun türüne göre primer, sekonder ya da tersiyer olarak adlandırılır. Buna göre Analiz ve Keşif Atölyesi 2.6.’daki tabloda yer alan etil, propil, bütil ve izobütil grupları primer, izopropil ve sek-bütil grupları sekonder, tert-bütil grubu ise tersiyer alkil gruplarıdır.</w:t>
+        <w:t xml:space="preserve"> karbon atomudur (Görsel C). Bir alkil grubu, serbest bağın bulunduğu karbon atomunun türüne göre primer, sekonder ya da tersiyer olarak adlandırılır. Buna göre etil, propil, bütil ve izobütil grupları primer, izopropil ve sek-bütil grupları sekonder, tert-bütil grubu ise tersiyer alkil gruplarıdır.</w:t>
       </w:r>
     </w:p>
     <w:p xmlns:a="http://schemas.openxmlformats.org/drawingml/2006/main" xmlns:pic="http://schemas.openxmlformats.org/drawingml/2006/picture">
@@ -6272,8 +6302,8 @@
       <w:r>
         <w:drawing>
           <wp:inline distT="0" distB="0" distL="0" distR="0">
-            <wp:extent cx="3240000" cy="1262903"/>
-            <wp:docPr id="900006" name="Grafik 900006" descr="Görsel C: 2,2,4-trimetilpentan (izooktan) molekülündeki birincil (1°), ikincil (2°), üçüncül (3°) ve dördüncül (4°) karbon atomları"/>
+            <wp:extent cx="3240000" cy="1154235"/>
+            <wp:docPr id="900006" name="Grafik 900006" descr="Görsel C: 2,3,3-trimetilpentan molekülündeki birincil (1°), ikincil (2°), üçüncül (3°) ve dördüncül (4°) karbon atomları"/>
             <wp:cNvGraphicFramePr>
               <a:graphicFrameLocks noChangeAspect="1"/>
             </wp:cNvGraphicFramePr>
@@ -6293,7 +6323,7 @@
                   <pic:spPr>
                     <a:xfrm>
                       <a:off x="0" y="0"/>
-                      <a:ext cx="3240000" cy="1262903"/>
+                      <a:ext cx="3240000" cy="1154235"/>
                     </a:xfrm>
                     <a:prstGeom prst="rect">
                       <a:avLst/>
@@ -6328,7 +6358,7 @@
           <w:rFonts w:ascii="Times New Roman" w:hAnsi="Times New Roman" w:cs="Times New Roman"/>
           <w:lang w:val="tr-TR"/>
         </w:rPr>
-        <w:t xml:space="preserve"> 2,2,4-trimetilpentan (izooktan) molekülündeki birincil (1°), ikincil (2°), üçüncül (3°) ve dördüncül (4°) karbon atomları</w:t>
+        <w:t xml:space="preserve"> 2,3,3-trimetilpentan molekülündeki birincil (1°), ikincil (2°), üçüncül (3°) ve dördüncül (4°) karbon atomları</w:t>
       </w:r>
     </w:p>
     <w:p>
@@ -6510,7 +6540,127 @@
           <w:rFonts w:ascii="Times New Roman" w:hAnsi="Times New Roman" w:cs="Times New Roman"/>
           <w:lang w:val="tr-TR"/>
         </w:rPr>
-        <w:t xml:space="preserve">Etkinlikteki 3-etil-4-metilhekzan örneğinde ana zincir iki uçtan da numaralandırıldığında grupların yer numaraları 3 ve 4 olur. Bu eşitlik durumunda alfabetik sırada önce gelen etil grubuna küçük numara verilmiştir.</w:t>
+        <w:t xml:space="preserve">Örneğin CH</w:t>
+      </w:r>
+      <w:r>
+        <w:rPr>
+          <w:rFonts w:ascii="Times New Roman" w:hAnsi="Times New Roman" w:cs="Times New Roman"/>
+          <w:lang w:val="tr-TR"/>
+          <w:vertAlign w:val="subscript"/>
+        </w:rPr>
+        <w:t xml:space="preserve">3</w:t>
+      </w:r>
+      <w:r>
+        <w:rPr>
+          <w:rFonts w:ascii="Times New Roman" w:hAnsi="Times New Roman" w:cs="Times New Roman"/>
+          <w:lang w:val="tr-TR"/>
+        </w:rPr>
+        <w:t xml:space="preserve">–CH</w:t>
+      </w:r>
+      <w:r>
+        <w:rPr>
+          <w:rFonts w:ascii="Times New Roman" w:hAnsi="Times New Roman" w:cs="Times New Roman"/>
+          <w:lang w:val="tr-TR"/>
+          <w:vertAlign w:val="subscript"/>
+        </w:rPr>
+        <w:t xml:space="preserve">2</w:t>
+      </w:r>
+      <w:r>
+        <w:rPr>
+          <w:rFonts w:ascii="Times New Roman" w:hAnsi="Times New Roman" w:cs="Times New Roman"/>
+          <w:lang w:val="tr-TR"/>
+        </w:rPr>
+        <w:t xml:space="preserve">–CH(C</w:t>
+      </w:r>
+      <w:r>
+        <w:rPr>
+          <w:rFonts w:ascii="Times New Roman" w:hAnsi="Times New Roman" w:cs="Times New Roman"/>
+          <w:lang w:val="tr-TR"/>
+          <w:vertAlign w:val="subscript"/>
+        </w:rPr>
+        <w:t xml:space="preserve">2</w:t>
+      </w:r>
+      <w:r>
+        <w:rPr>
+          <w:rFonts w:ascii="Times New Roman" w:hAnsi="Times New Roman" w:cs="Times New Roman"/>
+          <w:lang w:val="tr-TR"/>
+        </w:rPr>
+        <w:t xml:space="preserve">H</w:t>
+      </w:r>
+      <w:r>
+        <w:rPr>
+          <w:rFonts w:ascii="Times New Roman" w:hAnsi="Times New Roman" w:cs="Times New Roman"/>
+          <w:lang w:val="tr-TR"/>
+          <w:vertAlign w:val="subscript"/>
+        </w:rPr>
+        <w:t xml:space="preserve">5</w:t>
+      </w:r>
+      <w:r>
+        <w:rPr>
+          <w:rFonts w:ascii="Times New Roman" w:hAnsi="Times New Roman" w:cs="Times New Roman"/>
+          <w:lang w:val="tr-TR"/>
+        </w:rPr>
+        <w:t xml:space="preserve">)–CH</w:t>
+      </w:r>
+      <w:r>
+        <w:rPr>
+          <w:rFonts w:ascii="Times New Roman" w:hAnsi="Times New Roman" w:cs="Times New Roman"/>
+          <w:lang w:val="tr-TR"/>
+          <w:vertAlign w:val="subscript"/>
+        </w:rPr>
+        <w:t xml:space="preserve">2</w:t>
+      </w:r>
+      <w:r>
+        <w:rPr>
+          <w:rFonts w:ascii="Times New Roman" w:hAnsi="Times New Roman" w:cs="Times New Roman"/>
+          <w:lang w:val="tr-TR"/>
+        </w:rPr>
+        <w:t xml:space="preserve">–CH(CH</w:t>
+      </w:r>
+      <w:r>
+        <w:rPr>
+          <w:rFonts w:ascii="Times New Roman" w:hAnsi="Times New Roman" w:cs="Times New Roman"/>
+          <w:lang w:val="tr-TR"/>
+          <w:vertAlign w:val="subscript"/>
+        </w:rPr>
+        <w:t xml:space="preserve">3</w:t>
+      </w:r>
+      <w:r>
+        <w:rPr>
+          <w:rFonts w:ascii="Times New Roman" w:hAnsi="Times New Roman" w:cs="Times New Roman"/>
+          <w:lang w:val="tr-TR"/>
+        </w:rPr>
+        <w:t xml:space="preserve">)–CH</w:t>
+      </w:r>
+      <w:r>
+        <w:rPr>
+          <w:rFonts w:ascii="Times New Roman" w:hAnsi="Times New Roman" w:cs="Times New Roman"/>
+          <w:lang w:val="tr-TR"/>
+          <w:vertAlign w:val="subscript"/>
+        </w:rPr>
+        <w:t xml:space="preserve">2</w:t>
+      </w:r>
+      <w:r>
+        <w:rPr>
+          <w:rFonts w:ascii="Times New Roman" w:hAnsi="Times New Roman" w:cs="Times New Roman"/>
+          <w:lang w:val="tr-TR"/>
+        </w:rPr>
+        <w:t xml:space="preserve">–CH</w:t>
+      </w:r>
+      <w:r>
+        <w:rPr>
+          <w:rFonts w:ascii="Times New Roman" w:hAnsi="Times New Roman" w:cs="Times New Roman"/>
+          <w:lang w:val="tr-TR"/>
+          <w:vertAlign w:val="subscript"/>
+        </w:rPr>
+        <w:t xml:space="preserve">3</w:t>
+      </w:r>
+      <w:r>
+        <w:rPr>
+          <w:rFonts w:ascii="Times New Roman" w:hAnsi="Times New Roman" w:cs="Times New Roman"/>
+          <w:lang w:val="tr-TR"/>
+        </w:rPr>
+        <w:t xml:space="preserve"> bileşiğinde yedi karbonlu ana zincir iki uçtan da numaralandırıldığında grupların yer numaraları 3 ve 5 olur. Bu eşitlik durumunda alfabetik sırada önce gelen etil grubuna küçük numara verilir ve bileşik 3-etil-5-metilheptan olarak adlandırılır.</w:t>
       </w:r>
     </w:p>
     <w:p>
@@ -6526,7 +6676,7 @@
           <w:rFonts w:ascii="Times New Roman" w:hAnsi="Times New Roman" w:cs="Times New Roman"/>
           <w:lang w:val="tr-TR"/>
         </w:rPr>
-        <w:t xml:space="preserve">Etkinlikte alkenlerin adlarının “-en”, alkinlerin adlarının ise “-in” son ekiyle bittiğini gördünüz. Bir ikili bağ içeren alkenlerin genel formülü C</w:t>
+        <w:t xml:space="preserve">Alkenlerin adları “-en”, alkinlerin adları ise “-in” son ekiyle biter. Bir ikili bağ içeren alkenlerin genel formülü C</w:t>
       </w:r>
       <w:r>
         <w:rPr>
@@ -6628,7 +6778,7 @@
           <w:rFonts w:ascii="Times New Roman" w:hAnsi="Times New Roman" w:cs="Times New Roman"/>
           <w:lang w:val="tr-TR"/>
         </w:rPr>
-        <w:t xml:space="preserve">Ana zincir, ikili ya da üçlü bağa en yakın uçtan numaralandırılır; yani çoklu bağın yeri yan grupların yerinden önce dikkate alınır. Çoklu bağ her iki uca eşit uzaklıktaysa yan gruplara küçük numara veren uçtan başlanır (2-metilbut-2-en).</w:t>
+        <w:t xml:space="preserve">Ana zincir, ikili ya da üçlü bağa en yakın uçtan numaralandırılır; yani çoklu bağın yeri yan grupların yerinden önce dikkate alınır. Çoklu bağ her iki uca eşit uzaklıktaysa yan gruplara küçük numara veren uçtan başlanır (3-metilhekz-3-en).</w:t>
       </w:r>
     </w:p>
     <w:p>
@@ -6649,7 +6799,7 @@
           <w:rFonts w:ascii="Times New Roman" w:hAnsi="Times New Roman" w:cs="Times New Roman"/>
           <w:lang w:val="tr-TR"/>
         </w:rPr>
-        <w:t xml:space="preserve">Çoklu bağın yeri, bağı oluşturan karbon atomlarından küçük numaralı olanın numarasıyla belirtilir. Bu numara kök ile son ek arasına kısa çizgilerle yazılır: but-1-en, pent-2-in. Eten, etin, propen ve propinde çoklu bağ yalnızca bir konumda bulunabildiği için yer numarası yazılmaz.</w:t>
+        <w:t xml:space="preserve">Çoklu bağın yeri, bağı oluşturan karbon atomlarından küçük numaralı olanın numarasıyla belirtilir. Bu numara kök ile son ek arasına kısa çizgilerle yazılır: pent-1-en, hekz-3-in. Eten, etin, propen ve propinde çoklu bağ yalnızca bir konumda bulunabildiği için yer numarası yazılmaz.</w:t>
       </w:r>
     </w:p>
     <w:p>
@@ -6670,7 +6820,7 @@
           <w:rFonts w:ascii="Times New Roman" w:hAnsi="Times New Roman" w:cs="Times New Roman"/>
           <w:lang w:val="tr-TR"/>
         </w:rPr>
-        <w:t xml:space="preserve">Birden fazla ikili bağ varsa sayıları di- (2), tri- (3) ön ekleriyle belirtilir ve okunuşu kolaylaştırmak için köke “a” harfi eklenir: büta-1,3-dien, hekza-1,3,5-trien.</w:t>
+        <w:t xml:space="preserve">Birden fazla ikili bağ varsa sayıları di- (2), tri- (3) ön ekleriyle belirtilir ve okunuşu kolaylaştırmak için köke “a” harfi eklenir: penta-1,4-dien, hekza-1,3,5-trien.</w:t>
       </w:r>
     </w:p>
     <w:p>
@@ -6770,7 +6920,7 @@
           <w:rFonts w:ascii="Times New Roman" w:hAnsi="Times New Roman" w:cs="Times New Roman"/>
           <w:lang w:val="tr-TR"/>
         </w:rPr>
-        <w:t xml:space="preserve">Halkalı alifatik hidrokarbonlar, halkadaki karbon sayısına karşılık gelen açık zincirli hidrokarbonun adının önüne “siklo-” ön eki getirilerek adlandırılır: siklopropan, siklohekzan, siklopenten. Halkada tek bir yan grup varsa halkadaki bütün karbon atomları eş değer olduğu için yer numarası yazılmaz (metilsiklohekzan). Birden fazla yan grup varsa halka, yan gruplara en küçük numaraları verecek biçimde numaralandırılır; eşitlik durumunda alfabetik sırada önce gelen gruba 1 numarası verilir (1-etil-3-metilsiklohekzan). Sikloalkenlerde numaralandırma, ikili bağ 1 ve 2 numaralı karbon atomları arasında olacak biçimde yapılır; bu nedenle tek ikili bağ içeren sikloalkenlerin adında ikili bağın yeri belirtilmez (siklohekzen). Alifatik hidrokarbonların genel formülleri Tablo B’de özetlenmiştir.</w:t>
+        <w:t xml:space="preserve">Halkalı alifatik hidrokarbonlar, halkadaki karbon sayısına karşılık gelen açık zincirli hidrokarbonun adının önüne “siklo-” ön eki getirilerek adlandırılır: sikloheptan, siklooktan, siklobüten. Halkada tek bir yan grup varsa halkadaki bütün karbon atomları eş değer olduğu için yer numarası yazılmaz (etilsiklohekzan). Birden fazla yan grup varsa halka, yan gruplara en küçük numaraları verecek biçimde numaralandırılır; eşitlik durumunda alfabetik sırada önce gelen gruba 1 numarası verilir (1-etil-2-metilsiklopentan). Sikloalkenlerde numaralandırma, ikili bağ 1 ve 2 numaralı karbon atomları arasında olacak biçimde yapılır; bu nedenle tek ikili bağ içeren sikloalkenlerin adında ikili bağın yeri belirtilmez (siklohepten). Alifatik hidrokarbonların genel formülleri Tablo B’de özetlenmiştir.</w:t>
       </w:r>
     </w:p>
     <w:p>
@@ -9424,7 +9574,7 @@
           <w:rFonts w:ascii="Times New Roman" w:hAnsi="Times New Roman" w:cs="Times New Roman"/>
           <w:lang w:val="tr-TR"/>
         </w:rPr>
-        <w:t xml:space="preserve">a) 2-etilbütan        b) 4-metilpent-3-en        c) 3-metil-4-etilhekzan        ç) 1-metilsiklohekzan</w:t>
+        <w:t xml:space="preserve">a) 2-etilbütan        b) 4-metilpent-3-en        c) 4-metil-5-etiloktan        ç) 1-propilsiklobütan</w:t>
       </w:r>
     </w:p>
     <w:p>

--- a/Kim12-2-6-Alifatik-Hidrokarbonlarin-Adlandirilmasi.docx
+++ b/Kim12-2-6-Alifatik-Hidrokarbonlarin-Adlandirilmasi.docx
@@ -66,7 +66,7 @@
           <w:rFonts w:ascii="Times New Roman" w:hAnsi="Times New Roman" w:cs="Times New Roman"/>
           <w:lang w:val="tr-TR"/>
         </w:rPr>
-        <w:t xml:space="preserve">’dur; ancak aynı formüle sahip, yapısı farklı başka bir bileşik daha vardır. Bilinen organik bileşiklerin sayısı milyonlarla ifade edilir. Peki bu bileşiklerin her birine, adından yapısı tek anlamlı olarak çizilebilecek biçimde nasıl ad verilebilir? “2,2,4-trimetilpentan” adındaki sayılar ve ekler molekülün yapısı hakkında hangi bilgileri verir? Bir etkinlik yaparak keşfediniz. Analiz ve Keşif Atölyesi 2.6.’da tümevarımsal akıl yürüteceksiniz: Yarı açık formülleri ve sistematik adları verilen alifatik hidrokarbon örneklerini inceleyerek adlandırmadaki örüntüleri bulacak, her hidrokarbon sınıfı için genel bir formül belirleyecek ve IUPAC adlandırma kurallarına ilişkin genellemeler yapacaksınız. Örnekleri sistemli biçimde karşılaştırmanız analitik düşünmenizi, tablolardaki verileri düzenleyip yorumlamanız veri okuryazarlığınızı geliştirecek; kurallarınızı güvenilir bilgilerle sınamanız araştırmacı ve sorgulayıcı tutumunuzu güçlendirecektir. Çalışmanızı kendiniz de değerlendirerek öğrenme sürecinizi yöneteceksiniz.</w:t>
+        <w:t xml:space="preserve">’dur; ancak aynı formüle sahip, yapısı farklı başka bir bileşik daha vardır. Bilinen organik bileşiklerin sayısı milyonlarla ifade edilir. Peki bu bileşiklerin her birine, adından yapısı tek anlamlı olarak çizilebilecek biçimde nasıl ad verilebilir? “2,2,4-trimetilpentan” adındaki sayılar ve ekler molekülün yapısı hakkında hangi bilgileri verir? Bu soruların cevabını bir etkinlik yaparak keşfediniz. Analiz ve Keşif Atölyesi 2.6.’da tümevarımsal akıl yürüteceksiniz: Yarı açık formülleri ve sistematik adları verilen alifatik hidrokarbon örneklerini inceleyerek adlandırmadaki örüntüleri bulacak, her hidrokarbon sınıfı için genel bir formül belirleyecek ve IUPAC adlandırma kurallarına ilişkin genellemeler yapacaksınız. Örnekleri sistemli biçimde karşılaştırmanız analitik düşünmenizi, tablolardaki verileri düzenleyip yorumlamanız veri okuryazarlığınızı geliştirecek; kurallarınızı güvenilir bilgilerle sınamanız araştırmacı ve sorgulayıcı tutumunuzu güçlendirecektir. Çalışmanızı kendiniz de değerlendirerek öğrenme sürecinizi yöneteceksiniz.</w:t>
       </w:r>
     </w:p>
     <w:tbl>

--- a/Kim12-2-6-Alifatik-Hidrokarbonlarin-Adlandirilmasi.docx
+++ b/Kim12-2-6-Alifatik-Hidrokarbonlarin-Adlandirilmasi.docx
@@ -9506,7 +9506,7 @@
           <w:rFonts w:ascii="Times New Roman" w:hAnsi="Times New Roman" w:cs="Times New Roman"/>
           <w:lang w:val="tr-TR"/>
         </w:rPr>
-        <w:t xml:space="preserve">a) 2,3-dimetilpentan        b) 4-etil-3-metilhept-2-en        c) 3,3-dimetilbut-1-in        ç) 1,2-dimetilsiklopentan</w:t>
+        <w:t xml:space="preserve">a. 2,3-dimetilpentan        b. 4-etil-3-metilhept-2-en        c. 3,3-dimetilbut-1-in        ç. 1,2-dimetilsiklopentan</w:t>
       </w:r>
     </w:p>
     <w:tbl>
@@ -9574,7 +9574,7 @@
           <w:rFonts w:ascii="Times New Roman" w:hAnsi="Times New Roman" w:cs="Times New Roman"/>
           <w:lang w:val="tr-TR"/>
         </w:rPr>
-        <w:t xml:space="preserve">a) 2-etilbütan        b) 4-metilpent-3-en        c) 4-metil-5-etiloktan        ç) 1-propilsiklobütan</w:t>
+        <w:t xml:space="preserve">a. 2-etilbütan        b. 4-metilpent-3-en        c. 4-metil-5-etiloktan        ç. 1-propilsiklobütan</w:t>
       </w:r>
     </w:p>
     <w:p>

--- a/Kim12-2-6-Alifatik-Hidrokarbonlarin-Adlandirilmasi.docx
+++ b/Kim12-2-6-Alifatik-Hidrokarbonlarin-Adlandirilmasi.docx
@@ -9172,7 +9172,7 @@
                 <w:rFonts w:ascii="Times New Roman" w:hAnsi="Times New Roman" w:cs="Times New Roman"/>
                 <w:lang w:val="tr-TR"/>
               </w:rPr>
-              <w:t xml:space="preserve">a)</w:t>
+              <w:t xml:space="preserve">a.</w:t>
             </w:r>
           </w:p>
         </w:tc>
@@ -9209,7 +9209,7 @@
                 <w:rFonts w:ascii="Times New Roman" w:hAnsi="Times New Roman" w:cs="Times New Roman"/>
                 <w:lang w:val="tr-TR"/>
               </w:rPr>
-              <w:t xml:space="preserve">d)</w:t>
+              <w:t xml:space="preserve">d.</w:t>
             </w:r>
           </w:p>
         </w:tc>
@@ -9251,7 +9251,7 @@
                 <w:rFonts w:ascii="Times New Roman" w:hAnsi="Times New Roman" w:cs="Times New Roman"/>
                 <w:lang w:val="tr-TR"/>
               </w:rPr>
-              <w:t xml:space="preserve">b)</w:t>
+              <w:t xml:space="preserve">b.</w:t>
             </w:r>
           </w:p>
         </w:tc>
@@ -9288,7 +9288,7 @@
                 <w:rFonts w:ascii="Times New Roman" w:hAnsi="Times New Roman" w:cs="Times New Roman"/>
                 <w:lang w:val="tr-TR"/>
               </w:rPr>
-              <w:t xml:space="preserve">e)</w:t>
+              <w:t xml:space="preserve">e.</w:t>
             </w:r>
           </w:p>
         </w:tc>
@@ -9330,7 +9330,7 @@
                 <w:rFonts w:ascii="Times New Roman" w:hAnsi="Times New Roman" w:cs="Times New Roman"/>
                 <w:lang w:val="tr-TR"/>
               </w:rPr>
-              <w:t xml:space="preserve">c)</w:t>
+              <w:t xml:space="preserve">c.</w:t>
             </w:r>
           </w:p>
         </w:tc>
@@ -9367,7 +9367,7 @@
                 <w:rFonts w:ascii="Times New Roman" w:hAnsi="Times New Roman" w:cs="Times New Roman"/>
                 <w:lang w:val="tr-TR"/>
               </w:rPr>
-              <w:t xml:space="preserve">f)</w:t>
+              <w:t xml:space="preserve">f.</w:t>
             </w:r>
           </w:p>
         </w:tc>
@@ -9409,7 +9409,7 @@
                 <w:rFonts w:ascii="Times New Roman" w:hAnsi="Times New Roman" w:cs="Times New Roman"/>
                 <w:lang w:val="tr-TR"/>
               </w:rPr>
-              <w:t xml:space="preserve">ç)</w:t>
+              <w:t xml:space="preserve">ç.</w:t>
             </w:r>
           </w:p>
         </w:tc>
@@ -9446,7 +9446,7 @@
                 <w:rFonts w:ascii="Times New Roman" w:hAnsi="Times New Roman" w:cs="Times New Roman"/>
                 <w:lang w:val="tr-TR"/>
               </w:rPr>
-              <w:t xml:space="preserve">g)</w:t>
+              <w:t xml:space="preserve">g.</w:t>
             </w:r>
           </w:p>
         </w:tc>

--- a/Kim12-2-6-Alifatik-Hidrokarbonlarin-Adlandirilmasi.docx
+++ b/Kim12-2-6-Alifatik-Hidrokarbonlarin-Adlandirilmasi.docx
@@ -6302,7 +6302,7 @@
       <w:r>
         <w:drawing>
           <wp:inline distT="0" distB="0" distL="0" distR="0">
-            <wp:extent cx="3240000" cy="1154235"/>
+            <wp:extent cx="3157734" cy="1152146"/>
             <wp:docPr id="900006" name="Grafik 900006" descr="Görsel C: 2,3,3-trimetilpentan molekülündeki birincil (1°), ikincil (2°), üçüncül (3°) ve dördüncül (4°) karbon atomları"/>
             <wp:cNvGraphicFramePr>
               <a:graphicFrameLocks noChangeAspect="1"/>
@@ -6323,7 +6323,7 @@
                   <pic:spPr>
                     <a:xfrm>
                       <a:off x="0" y="0"/>
-                      <a:ext cx="3240000" cy="1154235"/>
+                      <a:ext cx="3157734" cy="1152146"/>
                     </a:xfrm>
                     <a:prstGeom prst="rect">
                       <a:avLst/>

--- a/Kim12-2-6-Alifatik-Hidrokarbonlarin-Adlandirilmasi.docx
+++ b/Kim12-2-6-Alifatik-Hidrokarbonlarin-Adlandirilmasi.docx
@@ -3542,7 +3542,7 @@
       <w:r>
         <w:drawing>
           <wp:inline distT="0" distB="0" distL="0" distR="0">
-            <wp:extent cx="5400000" cy="5274855"/>
+            <wp:extent cx="5413258" cy="4764033"/>
             <wp:docPr id="900001" name="Grafik 900001" descr="Bazı dallanmış alkanların yarı açık formülleri ve sistematik adları"/>
             <wp:cNvGraphicFramePr>
               <a:graphicFrameLocks noChangeAspect="1"/>
@@ -3563,7 +3563,7 @@
                   <pic:spPr>
                     <a:xfrm>
                       <a:off x="0" y="0"/>
-                      <a:ext cx="5400000" cy="5274855"/>
+                      <a:ext cx="5413258" cy="4764033"/>
                     </a:xfrm>
                     <a:prstGeom prst="rect">
                       <a:avLst/>
@@ -3951,7 +3951,7 @@
       <w:r>
         <w:drawing>
           <wp:inline distT="0" distB="0" distL="0" distR="0">
-            <wp:extent cx="5400000" cy="3964784"/>
+            <wp:extent cx="5629667" cy="3035814"/>
             <wp:docPr id="900002" name="Grafik 900002" descr="Bazı alken ve alkinlerin yarı açık formülleri ve sistematik adları"/>
             <wp:cNvGraphicFramePr>
               <a:graphicFrameLocks noChangeAspect="1"/>
@@ -3972,7 +3972,7 @@
                   <pic:spPr>
                     <a:xfrm>
                       <a:off x="0" y="0"/>
-                      <a:ext cx="5400000" cy="3964784"/>
+                      <a:ext cx="5629667" cy="3035814"/>
                     </a:xfrm>
                     <a:prstGeom prst="rect">
                       <a:avLst/>
@@ -4012,7 +4012,7 @@
       <w:r>
         <w:drawing>
           <wp:inline distT="0" distB="0" distL="0" distR="0">
-            <wp:extent cx="5040000" cy="3198139"/>
+            <wp:extent cx="5413258" cy="2819405"/>
             <wp:docPr id="900003" name="Grafik 900003" descr="Bazı halkalı alifatik hidrokarbonların çizgi-bağ formülleri ve sistematik adları"/>
             <wp:cNvGraphicFramePr>
               <a:graphicFrameLocks noChangeAspect="1"/>
@@ -4033,7 +4033,7 @@
                   <pic:spPr>
                     <a:xfrm>
                       <a:off x="0" y="0"/>
-                      <a:ext cx="5040000" cy="3198139"/>
+                      <a:ext cx="5413258" cy="2819405"/>
                     </a:xfrm>
                     <a:prstGeom prst="rect">
                       <a:avLst/>
@@ -7851,7 +7851,7 @@
       <w:r>
         <w:drawing>
           <wp:inline distT="0" distB="0" distL="0" distR="0">
-            <wp:extent cx="5040000" cy="3874163"/>
+            <wp:extent cx="5053594" cy="2983997"/>
             <wp:docPr id="900007" name="Grafik 900007" descr="Görsel D: Bazı aromatik bileşiklerin özel adları ile fenil ve benzil grupları"/>
             <wp:cNvGraphicFramePr>
               <a:graphicFrameLocks noChangeAspect="1"/>
@@ -7872,7 +7872,7 @@
                   <pic:spPr>
                     <a:xfrm>
                       <a:off x="0" y="0"/>
-                      <a:ext cx="5040000" cy="3874163"/>
+                      <a:ext cx="5053594" cy="2983997"/>
                     </a:xfrm>
                     <a:prstGeom prst="rect">
                       <a:avLst/>
@@ -7959,7 +7959,7 @@
       <w:r>
         <w:drawing>
           <wp:inline distT="0" distB="0" distL="0" distR="0">
-            <wp:extent cx="2880000" cy="1509677"/>
+            <wp:extent cx="2877317" cy="1581915"/>
             <wp:docPr id="900008" name="Grafik 900008" descr="Adlandırılacak alkan"/>
             <wp:cNvGraphicFramePr>
               <a:graphicFrameLocks noChangeAspect="1"/>
@@ -7980,7 +7980,7 @@
                   <pic:spPr>
                     <a:xfrm>
                       <a:off x="0" y="0"/>
-                      <a:ext cx="2880000" cy="1509677"/>
+                      <a:ext cx="2877317" cy="1581915"/>
                     </a:xfrm>
                     <a:prstGeom prst="rect">
                       <a:avLst/>
@@ -8038,7 +8038,7 @@
       <w:r>
         <w:drawing>
           <wp:inline distT="0" distB="0" distL="0" distR="0">
-            <wp:extent cx="2880000" cy="1509677"/>
+            <wp:extent cx="2877317" cy="1581915"/>
             <wp:docPr id="900009" name="Grafik 900009" descr="Numaralandırılmış ana zincir"/>
             <wp:cNvGraphicFramePr>
               <a:graphicFrameLocks noChangeAspect="1"/>
@@ -8059,7 +8059,7 @@
                   <pic:spPr>
                     <a:xfrm>
                       <a:off x="0" y="0"/>
-                      <a:ext cx="2880000" cy="1509677"/>
+                      <a:ext cx="2877317" cy="1581915"/>
                     </a:xfrm>
                     <a:prstGeom prst="rect">
                       <a:avLst/>
@@ -8239,7 +8239,7 @@
       <w:r>
         <w:drawing>
           <wp:inline distT="0" distB="0" distL="0" distR="0">
-            <wp:extent cx="5400000" cy="1003888"/>
+            <wp:extent cx="5541275" cy="935737"/>
             <wp:docPr id="900011" name="Grafik 900011" descr="I ve II numaralı bileşikler"/>
             <wp:cNvGraphicFramePr>
               <a:graphicFrameLocks noChangeAspect="1"/>
@@ -8260,7 +8260,7 @@
                   <pic:spPr>
                     <a:xfrm>
                       <a:off x="0" y="0"/>
-                      <a:ext cx="5400000" cy="1003888"/>
+                      <a:ext cx="5541275" cy="935737"/>
                     </a:xfrm>
                     <a:prstGeom prst="rect">
                       <a:avLst/>
@@ -8334,7 +8334,7 @@
       <w:r>
         <w:drawing>
           <wp:inline distT="0" distB="0" distL="0" distR="0">
-            <wp:extent cx="5400000" cy="1102308"/>
+            <wp:extent cx="5541275" cy="1005842"/>
             <wp:docPr id="900012" name="Grafik 900012" descr="Numaralandırılmış yapılar"/>
             <wp:cNvGraphicFramePr>
               <a:graphicFrameLocks noChangeAspect="1"/>
@@ -8355,7 +8355,7 @@
                   <pic:spPr>
                     <a:xfrm>
                       <a:off x="0" y="0"/>
-                      <a:ext cx="5400000" cy="1102308"/>
+                      <a:ext cx="5541275" cy="1005842"/>
                     </a:xfrm>
                     <a:prstGeom prst="rect">
                       <a:avLst/>
@@ -8585,7 +8585,7 @@
       <w:r>
         <w:drawing>
           <wp:inline distT="0" distB="0" distL="0" distR="0">
-            <wp:extent cx="2880000" cy="1509677"/>
+            <wp:extent cx="3419862" cy="1798323"/>
             <wp:docPr id="900014" name="Grafik 900014" descr="3-etil-2,2-dimetilpentan"/>
             <wp:cNvGraphicFramePr>
               <a:graphicFrameLocks noChangeAspect="1"/>
@@ -8606,7 +8606,7 @@
                   <pic:spPr>
                     <a:xfrm>
                       <a:off x="0" y="0"/>
-                      <a:ext cx="2880000" cy="1509677"/>
+                      <a:ext cx="3419862" cy="1798323"/>
                     </a:xfrm>
                     <a:prstGeom prst="rect">
                       <a:avLst/>
@@ -8969,7 +8969,7 @@
       <w:r>
         <w:drawing>
           <wp:inline distT="0" distB="0" distL="0" distR="0">
-            <wp:extent cx="5400000" cy="4774275"/>
+            <wp:extent cx="5413258" cy="4764033"/>
             <wp:docPr id="900017" name="Grafik 900017" descr="Adlandırılacak hidrokarbonlar"/>
             <wp:cNvGraphicFramePr>
               <a:graphicFrameLocks noChangeAspect="1"/>
@@ -8990,7 +8990,7 @@
                   <pic:spPr>
                     <a:xfrm>
                       <a:off x="0" y="0"/>
-                      <a:ext cx="5400000" cy="4774275"/>
+                      <a:ext cx="5413258" cy="4764033"/>
                     </a:xfrm>
                     <a:prstGeom prst="rect">
                       <a:avLst/>
@@ -9672,7 +9672,7 @@
       <w:r>
         <w:drawing>
           <wp:inline distT="0" distB="0" distL="0" distR="0">
-            <wp:extent cx="4680000" cy="1126975"/>
+            <wp:extent cx="4678689" cy="1078994"/>
             <wp:docPr id="900018" name="Grafik 900018" descr="Bazı aromatik bileşikler"/>
             <wp:cNvGraphicFramePr>
               <a:graphicFrameLocks noChangeAspect="1"/>
@@ -9693,7 +9693,7 @@
                   <pic:spPr>
                     <a:xfrm>
                       <a:off x="0" y="0"/>
-                      <a:ext cx="4680000" cy="1126975"/>
+                      <a:ext cx="4678689" cy="1078994"/>
                     </a:xfrm>
                     <a:prstGeom prst="rect">
                       <a:avLst/>

--- a/Kim12-2-6-Alifatik-Hidrokarbonlarin-Adlandirilmasi.docx
+++ b/Kim12-2-6-Alifatik-Hidrokarbonlarin-Adlandirilmasi.docx
@@ -69,99 +69,73 @@
         <w:t xml:space="preserve">’dur; ancak aynı formüle sahip, yapısı farklı başka bir bileşik daha vardır. Bilinen organik bileşiklerin sayısı milyonlarla ifade edilir. Peki bu bileşiklerin her birine, adından yapısı tek anlamlı olarak çizilebilecek biçimde nasıl ad verilebilir? “2,2,4-trimetilpentan” adındaki sayılar ve ekler molekülün yapısı hakkında hangi bilgileri verir? Bu soruların cevabını bir etkinlik yaparak keşfediniz. Analiz ve Keşif Atölyesi 2.6.’da tümevarımsal akıl yürüteceksiniz: Yarı açık formülleri ve sistematik adları verilen alifatik hidrokarbon örneklerini inceleyerek adlandırmadaki örüntüleri bulacak, her hidrokarbon sınıfı için genel bir formül belirleyecek ve IUPAC adlandırma kurallarına ilişkin genellemeler yapacaksınız. Örnekleri sistemli biçimde karşılaştırmanız analitik düşünmenizi, tablolardaki verileri düzenleyip yorumlamanız veri okuryazarlığınızı geliştirecek; kurallarınızı güvenilir bilgilerle sınamanız araştırmacı ve sorgulayıcı tutumunuzu güçlendirecektir. Çalışmanızı kendiniz de değerlendirerek öğrenme sürecinizi yöneteceksiniz.</w:t>
       </w:r>
     </w:p>
-    <w:tbl>
-      <w:tblPr>
-        <w:tblW w:w="9000" w:type="dxa"/>
+    <w:p>
+      <w:pPr>
         <w:jc w:val="center"/>
-        <w:tblBorders>
-          <w:top w:val="single" w:sz="8" w:space="0" w:color="7F7F7F"/>
-          <w:left w:val="single" w:sz="8" w:space="0" w:color="7F7F7F"/>
-          <w:bottom w:val="single" w:sz="8" w:space="0" w:color="7F7F7F"/>
-          <w:right w:val="single" w:sz="8" w:space="0" w:color="7F7F7F"/>
-        </w:tblBorders>
-      </w:tblPr>
-      <w:tblGrid>
-        <w:gridCol w:w="9000"/>
-      </w:tblGrid>
-      <w:tr>
-        <w:tc>
-          <w:tcPr>
-            <w:tcW w:w="9000" w:type="dxa"/>
-            <w:shd w:val="clear" w:color="auto" w:fill="EDEDED"/>
-          </w:tcPr>
-          <w:p>
-            <w:pPr>
-              <w:jc w:val="both"/>
-              <w:rPr>
-                <w:rFonts w:ascii="Times New Roman" w:hAnsi="Times New Roman" w:cs="Times New Roman"/>
-                <w:lang w:val="tr-TR"/>
-              </w:rPr>
-            </w:pPr>
-            <w:r>
-              <w:rPr>
-                <w:rFonts w:ascii="Times New Roman" w:hAnsi="Times New Roman" w:cs="Times New Roman"/>
-                <w:lang w:val="tr-TR"/>
-              </w:rPr>
-              <w:t xml:space="preserve">GÖRSEL ALANI (Shutterstock)</w:t>
-            </w:r>
-          </w:p>
-          <w:p>
-            <w:pPr>
-              <w:jc w:val="both"/>
-              <w:rPr>
-                <w:rFonts w:ascii="Times New Roman" w:hAnsi="Times New Roman" w:cs="Times New Roman"/>
-                <w:lang w:val="tr-TR"/>
-              </w:rPr>
-            </w:pPr>
-            <w:r>
-              <w:rPr>
-                <w:rFonts w:ascii="Times New Roman" w:hAnsi="Times New Roman" w:cs="Times New Roman"/>
-                <w:lang w:val="tr-TR"/>
-              </w:rPr>
-              <w:t xml:space="preserve">Tarif: Akaryakıt istasyonunda oktan sayısı (95, 97 gibi) yazılı benzin pompası tabancaları; yakın çekim (marka/logo görünmesin).</w:t>
-            </w:r>
-          </w:p>
-          <w:p>
-            <w:pPr>
-              <w:jc w:val="both"/>
-              <w:rPr>
-                <w:rFonts w:ascii="Times New Roman" w:hAnsi="Times New Roman" w:cs="Times New Roman"/>
-                <w:lang w:val="tr-TR"/>
-              </w:rPr>
-            </w:pPr>
-            <w:r>
-              <w:rPr>
-                <w:rFonts w:ascii="Times New Roman" w:hAnsi="Times New Roman" w:cs="Times New Roman"/>
-                <w:lang w:val="tr-TR"/>
-              </w:rPr>
-              <w:t xml:space="preserve">Shutter ID: 718639114 (fotoğraf) — Fuel nozzle dispensing pump with octane numbers</w:t>
-            </w:r>
-          </w:p>
-        </w:tc>
-      </w:tr>
-    </w:tbl>
+      </w:pPr>
+      <w:r>
+        <w:drawing>
+          <wp:inline xmlns:a="http://schemas.openxmlformats.org/drawingml/2006/main" xmlns:pic="http://schemas.openxmlformats.org/drawingml/2006/picture">
+            <wp:extent cx="3448905" cy="2520000"/>
+            <wp:docPr id="900021" name="Picture 900021"/>
+            <wp:cNvGraphicFramePr>
+              <a:graphicFrameLocks noChangeAspect="1"/>
+            </wp:cNvGraphicFramePr>
+            <a:graphic>
+              <a:graphicData uri="http://schemas.openxmlformats.org/drawingml/2006/picture">
+                <pic:pic>
+                  <pic:nvPicPr>
+                    <pic:cNvPr id="0" name="718639114_d.jpg"/>
+                    <pic:cNvPicPr/>
+                  </pic:nvPicPr>
+                  <pic:blipFill>
+                    <a:blip r:embed="rId11"/>
+                    <a:stretch>
+                      <a:fillRect/>
+                    </a:stretch>
+                  </pic:blipFill>
+                  <pic:spPr>
+                    <a:xfrm>
+                      <a:off x="0" y="0"/>
+                      <a:ext cx="3448905" cy="2520000"/>
+                    </a:xfrm>
+                    <a:prstGeom prst="rect"/>
+                  </pic:spPr>
+                </pic:pic>
+              </a:graphicData>
+            </a:graphic>
+          </wp:inline>
+        </w:drawing>
+      </w:r>
+    </w:p>
     <w:p>
       <w:pPr>
-        <w:jc w:val="both"/>
-        <w:rPr>
-          <w:rFonts w:ascii="Times New Roman" w:hAnsi="Times New Roman" w:cs="Times New Roman"/>
-          <w:lang w:val="tr-TR"/>
-        </w:rPr>
-      </w:pPr>
-    </w:p>
-    <w:p>
-      <w:pPr>
         <w:jc w:val="center"/>
-        <w:rPr>
-          <w:rFonts w:ascii="Times New Roman" w:hAnsi="Times New Roman" w:cs="Times New Roman"/>
-          <w:lang w:val="tr-TR"/>
-        </w:rPr>
       </w:pPr>
       <w:r>
         <w:rPr>
           <w:rFonts w:ascii="Times New Roman" w:hAnsi="Times New Roman" w:cs="Times New Roman"/>
           <w:b/>
           <w:bCs/>
+          <w:highlight w:val="yellow"/>
+          <w:lang w:val="tr-TR"/>
+        </w:rPr>
+        <w:t xml:space="preserve">Shutter id: 718639114</w:t>
+      </w:r>
+    </w:p>
+    <w:p>
+      <w:pPr>
+        <w:jc w:val="center"/>
+        <w:rPr>
+          <w:rFonts w:ascii="Times New Roman" w:hAnsi="Times New Roman" w:cs="Times New Roman"/>
+          <w:lang w:val="tr-TR"/>
+        </w:rPr>
+      </w:pPr>
+      <w:r>
+        <w:rPr>
+          <w:rFonts w:ascii="Times New Roman" w:hAnsi="Times New Roman" w:cs="Times New Roman"/>
+          <w:b/>
+          <w:bCs/>
           <w:lang w:val="tr-TR"/>
         </w:rPr>
         <w:t xml:space="preserve">Görsel A:</w:t>
@@ -174,85 +148,59 @@
         <w:t xml:space="preserve"> Akaryakıt pompası</w:t>
       </w:r>
     </w:p>
-    <w:tbl>
-      <w:tblPr>
-        <w:tblW w:w="9000" w:type="dxa"/>
+    <w:p>
+      <w:pPr>
         <w:jc w:val="center"/>
-        <w:tblBorders>
-          <w:top w:val="single" w:sz="8" w:space="0" w:color="7F7F7F"/>
-          <w:left w:val="single" w:sz="8" w:space="0" w:color="7F7F7F"/>
-          <w:bottom w:val="single" w:sz="8" w:space="0" w:color="7F7F7F"/>
-          <w:right w:val="single" w:sz="8" w:space="0" w:color="7F7F7F"/>
-        </w:tblBorders>
-      </w:tblPr>
-      <w:tblGrid>
-        <w:gridCol w:w="9000"/>
-      </w:tblGrid>
-      <w:tr>
-        <w:tc>
-          <w:tcPr>
-            <w:tcW w:w="9000" w:type="dxa"/>
-            <w:shd w:val="clear" w:color="auto" w:fill="EDEDED"/>
-          </w:tcPr>
-          <w:p>
-            <w:pPr>
-              <w:jc w:val="both"/>
-              <w:rPr>
-                <w:rFonts w:ascii="Times New Roman" w:hAnsi="Times New Roman" w:cs="Times New Roman"/>
-                <w:lang w:val="tr-TR"/>
-              </w:rPr>
-            </w:pPr>
-            <w:r>
-              <w:rPr>
-                <w:rFonts w:ascii="Times New Roman" w:hAnsi="Times New Roman" w:cs="Times New Roman"/>
-                <w:lang w:val="tr-TR"/>
-              </w:rPr>
-              <w:t xml:space="preserve">GÖRSEL ALANI (Shutterstock)</w:t>
-            </w:r>
-          </w:p>
-          <w:p>
-            <w:pPr>
-              <w:jc w:val="both"/>
-              <w:rPr>
-                <w:rFonts w:ascii="Times New Roman" w:hAnsi="Times New Roman" w:cs="Times New Roman"/>
-                <w:lang w:val="tr-TR"/>
-              </w:rPr>
-            </w:pPr>
-            <w:r>
-              <w:rPr>
-                <w:rFonts w:ascii="Times New Roman" w:hAnsi="Times New Roman" w:cs="Times New Roman"/>
-                <w:lang w:val="tr-TR"/>
-              </w:rPr>
-              <w:t xml:space="preserve">Tarif: Doğada bir kamp ocağı ve ocağa takılı bütan gaz kartuşu; ocakta mavi alev (marka/logo görünmesin).</w:t>
-            </w:r>
-          </w:p>
-          <w:p>
-            <w:pPr>
-              <w:jc w:val="both"/>
-              <w:rPr>
-                <w:rFonts w:ascii="Times New Roman" w:hAnsi="Times New Roman" w:cs="Times New Roman"/>
-                <w:lang w:val="tr-TR"/>
-              </w:rPr>
-            </w:pPr>
-            <w:r>
-              <w:rPr>
-                <w:rFonts w:ascii="Times New Roman" w:hAnsi="Times New Roman" w:cs="Times New Roman"/>
-                <w:lang w:val="tr-TR"/>
-              </w:rPr>
-              <w:t xml:space="preserve">Shutter ID: 2479684129 (fotoğraf) — Portable gas burner on a disposable butane cartridge</w:t>
-            </w:r>
-          </w:p>
-        </w:tc>
-      </w:tr>
-    </w:tbl>
+      </w:pPr>
+      <w:r>
+        <w:drawing>
+          <wp:inline xmlns:a="http://schemas.openxmlformats.org/drawingml/2006/main" xmlns:pic="http://schemas.openxmlformats.org/drawingml/2006/picture">
+            <wp:extent cx="3436363" cy="2520000"/>
+            <wp:docPr id="900022" name="Picture 900022"/>
+            <wp:cNvGraphicFramePr>
+              <a:graphicFrameLocks noChangeAspect="1"/>
+            </wp:cNvGraphicFramePr>
+            <a:graphic>
+              <a:graphicData uri="http://schemas.openxmlformats.org/drawingml/2006/picture">
+                <pic:pic>
+                  <pic:nvPicPr>
+                    <pic:cNvPr id="0" name="2479684129_d.jpg"/>
+                    <pic:cNvPicPr/>
+                  </pic:nvPicPr>
+                  <pic:blipFill>
+                    <a:blip r:embed="rId12"/>
+                    <a:stretch>
+                      <a:fillRect/>
+                    </a:stretch>
+                  </pic:blipFill>
+                  <pic:spPr>
+                    <a:xfrm>
+                      <a:off x="0" y="0"/>
+                      <a:ext cx="3436363" cy="2520000"/>
+                    </a:xfrm>
+                    <a:prstGeom prst="rect"/>
+                  </pic:spPr>
+                </pic:pic>
+              </a:graphicData>
+            </a:graphic>
+          </wp:inline>
+        </w:drawing>
+      </w:r>
+    </w:p>
     <w:p>
       <w:pPr>
-        <w:jc w:val="both"/>
-        <w:rPr>
-          <w:rFonts w:ascii="Times New Roman" w:hAnsi="Times New Roman" w:cs="Times New Roman"/>
-          <w:lang w:val="tr-TR"/>
-        </w:rPr>
-      </w:pPr>
+        <w:jc w:val="center"/>
+      </w:pPr>
+      <w:r>
+        <w:rPr>
+          <w:rFonts w:ascii="Times New Roman" w:hAnsi="Times New Roman" w:cs="Times New Roman"/>
+          <w:b/>
+          <w:bCs/>
+          <w:highlight w:val="yellow"/>
+          <w:lang w:val="tr-TR"/>
+        </w:rPr>
+        <w:t xml:space="preserve">Shutter id: 2479684129</w:t>
+      </w:r>
     </w:p>
     <w:p>
       <w:pPr>

--- a/Kim12-2-6-Alifatik-Hidrokarbonlarin-Adlandirilmasi.docx
+++ b/Kim12-2-6-Alifatik-Hidrokarbonlarin-Adlandirilmasi.docx
@@ -69,164 +69,195 @@
         <w:t xml:space="preserve">’dur; ancak aynı formüle sahip, yapısı farklı başka bir bileşik daha vardır. Bilinen organik bileşiklerin sayısı milyonlarla ifade edilir. Peki bu bileşiklerin her birine, adından yapısı tek anlamlı olarak çizilebilecek biçimde nasıl ad verilebilir? “2,2,4-trimetilpentan” adındaki sayılar ve ekler molekülün yapısı hakkında hangi bilgileri verir? Bu soruların cevabını bir etkinlik yaparak keşfediniz. Analiz ve Keşif Atölyesi 2.6.’da tümevarımsal akıl yürüteceksiniz: Yarı açık formülleri ve sistematik adları verilen alifatik hidrokarbon örneklerini inceleyerek adlandırmadaki örüntüleri bulacak, her hidrokarbon sınıfı için genel bir formül belirleyecek ve IUPAC adlandırma kurallarına ilişkin genellemeler yapacaksınız. Örnekleri sistemli biçimde karşılaştırmanız analitik düşünmenizi, tablolardaki verileri düzenleyip yorumlamanız veri okuryazarlığınızı geliştirecek; kurallarınızı güvenilir bilgilerle sınamanız araştırmacı ve sorgulayıcı tutumunuzu güçlendirecektir. Çalışmanızı kendiniz de değerlendirerek öğrenme sürecinizi yöneteceksiniz.</w:t>
       </w:r>
     </w:p>
-    <w:p>
-      <w:pPr>
+    <w:tbl>
+      <w:tblPr>
+        <w:tblW w:w="9000" w:type="dxa"/>
         <w:jc w:val="center"/>
-      </w:pPr>
-      <w:r>
-        <w:drawing>
-          <wp:inline xmlns:a="http://schemas.openxmlformats.org/drawingml/2006/main" xmlns:pic="http://schemas.openxmlformats.org/drawingml/2006/picture">
-            <wp:extent cx="3448905" cy="2520000"/>
-            <wp:docPr id="900021" name="Picture 900021"/>
-            <wp:cNvGraphicFramePr>
-              <a:graphicFrameLocks noChangeAspect="1"/>
-            </wp:cNvGraphicFramePr>
-            <a:graphic>
-              <a:graphicData uri="http://schemas.openxmlformats.org/drawingml/2006/picture">
-                <pic:pic>
-                  <pic:nvPicPr>
-                    <pic:cNvPr id="0" name="718639114_d.jpg"/>
-                    <pic:cNvPicPr/>
-                  </pic:nvPicPr>
-                  <pic:blipFill>
-                    <a:blip r:embed="rId11"/>
-                    <a:stretch>
-                      <a:fillRect/>
-                    </a:stretch>
-                  </pic:blipFill>
-                  <pic:spPr>
-                    <a:xfrm>
-                      <a:off x="0" y="0"/>
-                      <a:ext cx="3448905" cy="2520000"/>
-                    </a:xfrm>
-                    <a:prstGeom prst="rect"/>
-                  </pic:spPr>
-                </pic:pic>
-              </a:graphicData>
-            </a:graphic>
-          </wp:inline>
-        </w:drawing>
-      </w:r>
-    </w:p>
-    <w:p>
-      <w:pPr>
-        <w:jc w:val="center"/>
-      </w:pPr>
-      <w:r>
-        <w:rPr>
-          <w:rFonts w:ascii="Times New Roman" w:hAnsi="Times New Roman" w:cs="Times New Roman"/>
-          <w:b/>
-          <w:bCs/>
-          <w:highlight w:val="yellow"/>
-          <w:lang w:val="tr-TR"/>
-        </w:rPr>
-        <w:t xml:space="preserve">Shutter id: 718639114</w:t>
-      </w:r>
-    </w:p>
-    <w:p>
-      <w:pPr>
-        <w:jc w:val="center"/>
-        <w:rPr>
-          <w:rFonts w:ascii="Times New Roman" w:hAnsi="Times New Roman" w:cs="Times New Roman"/>
-          <w:lang w:val="tr-TR"/>
-        </w:rPr>
-      </w:pPr>
-      <w:r>
-        <w:rPr>
-          <w:rFonts w:ascii="Times New Roman" w:hAnsi="Times New Roman" w:cs="Times New Roman"/>
-          <w:b/>
-          <w:bCs/>
-          <w:lang w:val="tr-TR"/>
-        </w:rPr>
-        <w:t xml:space="preserve">Görsel A:</w:t>
-      </w:r>
-      <w:r>
-        <w:rPr>
-          <w:rFonts w:ascii="Times New Roman" w:hAnsi="Times New Roman" w:cs="Times New Roman"/>
-          <w:lang w:val="tr-TR"/>
-        </w:rPr>
-        <w:t xml:space="preserve"> Akaryakıt pompası</w:t>
-      </w:r>
-    </w:p>
-    <w:p>
-      <w:pPr>
-        <w:jc w:val="center"/>
-      </w:pPr>
-      <w:r>
-        <w:drawing>
-          <wp:inline xmlns:a="http://schemas.openxmlformats.org/drawingml/2006/main" xmlns:pic="http://schemas.openxmlformats.org/drawingml/2006/picture">
-            <wp:extent cx="3436363" cy="2520000"/>
-            <wp:docPr id="900022" name="Picture 900022"/>
-            <wp:cNvGraphicFramePr>
-              <a:graphicFrameLocks noChangeAspect="1"/>
-            </wp:cNvGraphicFramePr>
-            <a:graphic>
-              <a:graphicData uri="http://schemas.openxmlformats.org/drawingml/2006/picture">
-                <pic:pic>
-                  <pic:nvPicPr>
-                    <pic:cNvPr id="0" name="2479684129_d.jpg"/>
-                    <pic:cNvPicPr/>
-                  </pic:nvPicPr>
-                  <pic:blipFill>
-                    <a:blip r:embed="rId12"/>
-                    <a:stretch>
-                      <a:fillRect/>
-                    </a:stretch>
-                  </pic:blipFill>
-                  <pic:spPr>
-                    <a:xfrm>
-                      <a:off x="0" y="0"/>
-                      <a:ext cx="3436363" cy="2520000"/>
-                    </a:xfrm>
-                    <a:prstGeom prst="rect"/>
-                  </pic:spPr>
-                </pic:pic>
-              </a:graphicData>
-            </a:graphic>
-          </wp:inline>
-        </w:drawing>
-      </w:r>
-    </w:p>
-    <w:p>
-      <w:pPr>
-        <w:jc w:val="center"/>
-      </w:pPr>
-      <w:r>
-        <w:rPr>
-          <w:rFonts w:ascii="Times New Roman" w:hAnsi="Times New Roman" w:cs="Times New Roman"/>
-          <w:b/>
-          <w:bCs/>
-          <w:highlight w:val="yellow"/>
-          <w:lang w:val="tr-TR"/>
-        </w:rPr>
-        <w:t xml:space="preserve">Shutter id: 2479684129</w:t>
-      </w:r>
-    </w:p>
-    <w:p>
-      <w:pPr>
-        <w:jc w:val="center"/>
-        <w:rPr>
-          <w:rFonts w:ascii="Times New Roman" w:hAnsi="Times New Roman" w:cs="Times New Roman"/>
-          <w:lang w:val="tr-TR"/>
-        </w:rPr>
-      </w:pPr>
-      <w:r>
-        <w:rPr>
-          <w:rFonts w:ascii="Times New Roman" w:hAnsi="Times New Roman" w:cs="Times New Roman"/>
-          <w:b/>
-          <w:bCs/>
-          <w:lang w:val="tr-TR"/>
-        </w:rPr>
-        <w:t xml:space="preserve">Görsel B:</w:t>
-      </w:r>
-      <w:r>
-        <w:rPr>
-          <w:rFonts w:ascii="Times New Roman" w:hAnsi="Times New Roman" w:cs="Times New Roman"/>
-          <w:lang w:val="tr-TR"/>
-        </w:rPr>
-        <w:t xml:space="preserve"> Kamp ocağı ve gaz kartuşu</w:t>
-      </w:r>
-    </w:p>
+        <w:tblBorders>
+          <w:top w:val="nil"/>
+          <w:left w:val="nil"/>
+          <w:bottom w:val="nil"/>
+          <w:right w:val="nil"/>
+          <w:insideH w:val="nil"/>
+          <w:insideV w:val="nil"/>
+        </w:tblBorders>
+        <w:tblLayout w:type="fixed"/>
+      </w:tblPr>
+      <w:tblGrid>
+        <w:gridCol w:w="4500"/>
+        <w:gridCol w:w="4500"/>
+      </w:tblGrid>
+      <w:tr>
+        <w:tc>
+          <w:tcPr>
+            <w:tcW w:w="4500" w:type="dxa"/>
+          </w:tcPr>
+          <w:p>
+            <w:pPr>
+              <w:jc w:val="center"/>
+            </w:pPr>
+            <w:r>
+              <w:drawing>
+                <wp:inline xmlns:a="http://schemas.openxmlformats.org/drawingml/2006/main" xmlns:pic="http://schemas.openxmlformats.org/drawingml/2006/picture">
+                  <wp:extent cx="2628000" cy="1920192"/>
+                  <wp:docPr id="900021" name="Picture 900021"/>
+                  <wp:cNvGraphicFramePr>
+                    <a:graphicFrameLocks noChangeAspect="1"/>
+                  </wp:cNvGraphicFramePr>
+                  <a:graphic>
+                    <a:graphicData uri="http://schemas.openxmlformats.org/drawingml/2006/picture">
+                      <pic:pic>
+                        <pic:nvPicPr>
+                          <pic:cNvPr id="0" name="718639114_d.jpg"/>
+                          <pic:cNvPicPr/>
+                        </pic:nvPicPr>
+                        <pic:blipFill>
+                          <a:blip r:embed="rId11"/>
+                          <a:stretch>
+                            <a:fillRect/>
+                          </a:stretch>
+                        </pic:blipFill>
+                        <pic:spPr>
+                          <a:xfrm>
+                            <a:off x="0" y="0"/>
+                            <a:ext cx="2628000" cy="1920192"/>
+                          </a:xfrm>
+                          <a:prstGeom prst="rect"/>
+                        </pic:spPr>
+                      </pic:pic>
+                    </a:graphicData>
+                  </a:graphic>
+                </wp:inline>
+              </w:drawing>
+            </w:r>
+          </w:p>
+          <w:p>
+            <w:pPr>
+              <w:jc w:val="center"/>
+            </w:pPr>
+            <w:r>
+              <w:rPr>
+                <w:rFonts w:ascii="Times New Roman" w:hAnsi="Times New Roman" w:cs="Times New Roman"/>
+                <w:b/>
+                <w:bCs/>
+                <w:highlight w:val="yellow"/>
+                <w:lang w:val="tr-TR"/>
+              </w:rPr>
+              <w:t xml:space="preserve">Shutter id: 718639114</w:t>
+            </w:r>
+          </w:p>
+          <w:p>
+            <w:pPr>
+              <w:jc w:val="center"/>
+              <w:rPr>
+                <w:rFonts w:ascii="Times New Roman" w:hAnsi="Times New Roman" w:cs="Times New Roman"/>
+                <w:lang w:val="tr-TR"/>
+              </w:rPr>
+            </w:pPr>
+            <w:r>
+              <w:rPr>
+                <w:rFonts w:ascii="Times New Roman" w:hAnsi="Times New Roman" w:cs="Times New Roman"/>
+                <w:b/>
+                <w:bCs/>
+                <w:lang w:val="tr-TR"/>
+              </w:rPr>
+              <w:t xml:space="preserve">Görsel A:</w:t>
+            </w:r>
+            <w:r>
+              <w:rPr>
+                <w:rFonts w:ascii="Times New Roman" w:hAnsi="Times New Roman" w:cs="Times New Roman"/>
+                <w:lang w:val="tr-TR"/>
+              </w:rPr>
+              <w:t xml:space="preserve"> Akaryakıt pompası</w:t>
+            </w:r>
+          </w:p>
+        </w:tc>
+        <w:tc>
+          <w:tcPr>
+            <w:tcW w:w="4500" w:type="dxa"/>
+          </w:tcPr>
+          <w:p>
+            <w:pPr>
+              <w:jc w:val="center"/>
+            </w:pPr>
+            <w:r>
+              <w:drawing>
+                <wp:inline xmlns:a="http://schemas.openxmlformats.org/drawingml/2006/main" xmlns:pic="http://schemas.openxmlformats.org/drawingml/2006/picture">
+                  <wp:extent cx="2628000" cy="1927200"/>
+                  <wp:docPr id="900022" name="Picture 900022"/>
+                  <wp:cNvGraphicFramePr>
+                    <a:graphicFrameLocks noChangeAspect="1"/>
+                  </wp:cNvGraphicFramePr>
+                  <a:graphic>
+                    <a:graphicData uri="http://schemas.openxmlformats.org/drawingml/2006/picture">
+                      <pic:pic>
+                        <pic:nvPicPr>
+                          <pic:cNvPr id="0" name="2479684129_d.jpg"/>
+                          <pic:cNvPicPr/>
+                        </pic:nvPicPr>
+                        <pic:blipFill>
+                          <a:blip r:embed="rId12"/>
+                          <a:stretch>
+                            <a:fillRect/>
+                          </a:stretch>
+                        </pic:blipFill>
+                        <pic:spPr>
+                          <a:xfrm>
+                            <a:off x="0" y="0"/>
+                            <a:ext cx="2628000" cy="1927200"/>
+                          </a:xfrm>
+                          <a:prstGeom prst="rect"/>
+                        </pic:spPr>
+                      </pic:pic>
+                    </a:graphicData>
+                  </a:graphic>
+                </wp:inline>
+              </w:drawing>
+            </w:r>
+          </w:p>
+          <w:p>
+            <w:pPr>
+              <w:jc w:val="center"/>
+            </w:pPr>
+            <w:r>
+              <w:rPr>
+                <w:rFonts w:ascii="Times New Roman" w:hAnsi="Times New Roman" w:cs="Times New Roman"/>
+                <w:b/>
+                <w:bCs/>
+                <w:highlight w:val="yellow"/>
+                <w:lang w:val="tr-TR"/>
+              </w:rPr>
+              <w:t xml:space="preserve">Shutter id: 2479684129</w:t>
+            </w:r>
+          </w:p>
+          <w:p>
+            <w:pPr>
+              <w:jc w:val="center"/>
+              <w:rPr>
+                <w:rFonts w:ascii="Times New Roman" w:hAnsi="Times New Roman" w:cs="Times New Roman"/>
+                <w:lang w:val="tr-TR"/>
+              </w:rPr>
+            </w:pPr>
+            <w:r>
+              <w:rPr>
+                <w:rFonts w:ascii="Times New Roman" w:hAnsi="Times New Roman" w:cs="Times New Roman"/>
+                <w:b/>
+                <w:bCs/>
+                <w:lang w:val="tr-TR"/>
+              </w:rPr>
+              <w:t xml:space="preserve">Görsel B:</w:t>
+            </w:r>
+            <w:r>
+              <w:rPr>
+                <w:rFonts w:ascii="Times New Roman" w:hAnsi="Times New Roman" w:cs="Times New Roman"/>
+                <w:lang w:val="tr-TR"/>
+              </w:rPr>
+              <w:t xml:space="preserve"> Kamp ocağı ve gaz kartuşu</w:t>
+            </w:r>
+          </w:p>
+        </w:tc>
+      </w:tr>
+    </w:tbl>
     <w:p>
       <w:pPr>
         <w:keepNext/>
